--- a/Final Fantasy Before Crisis/desDOC.docx
+++ b/Final Fantasy Before Crisis/desDOC.docx
@@ -3437,27 +3437,26 @@
                   </wp:anchor>
                 </w:drawing>
               </mc:Choice>
-              <mc:Fallback xmlns:a="http://schemas.openxmlformats.org/drawingml/2006/main">
-                <w:pict w14:anchorId="2932DD3B">
-                  <v:group id="Группа 2" style="position:absolute;margin-left:0;margin-top:0;width:172.8pt;height:718.55pt;z-index:-251657216;mso-width-percent:330;mso-height-percent:950;mso-left-percent:40;mso-position-horizontal-relative:page;mso-position-vertical:center;mso-position-vertical-relative:page;mso-width-percent:330;mso-height-percent:950;mso-left-percent:40" coordsize="21945,91257" o:spid="_x0000_s1026" w14:anchorId="78B777F1" o:gfxdata="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">
-                    <v:rect id="Прямоугольник 3" style="position:absolute;width:1945;height:91257;visibility:visible;mso-wrap-style:square;v-text-anchor:middle" o:spid="_x0000_s1027" fillcolor="#0e2841 [3215]" stroked="f" strokeweight="1pt" o:gfxdata="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"/>
+              <mc:Fallback>
+                <w:pict>
+                  <v:group w14:anchorId="78B777F1" id="Группа 2" o:spid="_x0000_s1026" style="position:absolute;margin-left:0;margin-top:0;width:172.8pt;height:718.55pt;z-index:-251657216;mso-width-percent:330;mso-height-percent:950;mso-left-percent:40;mso-position-horizontal-relative:page;mso-position-vertical:center;mso-position-vertical-relative:page;mso-width-percent:330;mso-height-percent:950;mso-left-percent:40" coordsize="21945,91257" o:gfxdata="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">
+                    <v:rect id="Прямоугольник 3" o:spid="_x0000_s1027" style="position:absolute;width:1945;height:91257;visibility:visible;mso-wrap-style:square;v-text-anchor:middle" o:gfxdata="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" fillcolor="#0e2841 [3215]" stroked="f" strokeweight="1pt"/>
                     <v:shapetype id="_x0000_t15" coordsize="21600,21600" o:spt="15" adj="16200" path="m@0,l,,,21600@0,21600,21600,10800xe">
                       <v:stroke joinstyle="miter"/>
                       <v:formulas>
                         <v:f eqn="val #0"/>
                         <v:f eqn="prod #0 1 2"/>
                       </v:formulas>
-                      <v:path textboxrect="0,0,10800,21600;0,0,16200,21600;0,0,21600,21600" gradientshapeok="t" o:connecttype="custom" o:connectlocs="@1,0;0,10800;@1,21600;21600,10800" o:connectangles="270,180,90,0"/>
+                      <v:path gradientshapeok="t" o:connecttype="custom" o:connectlocs="@1,0;0,10800;@1,21600;21600,10800" o:connectangles="270,180,90,0" textboxrect="0,0,10800,21600;0,0,16200,21600;0,0,21600,21600"/>
                       <v:handles>
                         <v:h position="#0,topLeft" xrange="0,21600"/>
                       </v:handles>
                     </v:shapetype>
-                    <v:shape id="Пятиугольник 4" style="position:absolute;top:14668;width:21945;height:5521;visibility:visible;mso-wrap-style:square;v-text-anchor:middle" o:spid="_x0000_s1028" fillcolor="#156082 [3204]" stroked="f" strokeweight="1pt" type="#_x0000_t15" adj="18883" o:gfxdata="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">
+                    <v:shape id="Пятиугольник 4" o:spid="_x0000_s1028" type="#_x0000_t15" style="position:absolute;top:14668;width:21945;height:5521;visibility:visible;mso-wrap-style:square;v-text-anchor:middle" o:gfxdata="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" adj="18883" fillcolor="#156082 [3204]" stroked="f" strokeweight="1pt">
                       <v:textbox inset=",0,14.4pt,0">
                         <w:txbxContent>
                           <w:sdt>
                             <w:sdtPr>
-                              <w:id w:val="1583194979"/>
                               <w:rPr>
                                 <w:color w:val="FFFFFF" w:themeColor="background1"/>
                                 <w:sz w:val="28"/>
@@ -3499,99 +3498,99 @@
                         </w:txbxContent>
                       </v:textbox>
                     </v:shape>
-                    <v:group id="Группа 5" style="position:absolute;left:762;top:42100;width:20574;height:49103" coordsize="13062,31210" coordorigin="806,42118" o:spid="_x0000_s1029" o:gfxdata="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">
-                      <v:group id="Группа 6" style="position:absolute;left:1410;top:42118;width:10478;height:31210" coordsize="10477,31210" coordorigin="1410,42118" o:spid="_x0000_s1030" o:gfxdata="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">
+                    <v:group id="Группа 5" o:spid="_x0000_s1029" style="position:absolute;left:762;top:42100;width:20574;height:49103" coordorigin="806,42118" coordsize="13062,31210" o:gfxdata="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">
+                      <v:group id="Группа 6" o:spid="_x0000_s1030" style="position:absolute;left:1410;top:42118;width:10478;height:31210" coordorigin="1410,42118" coordsize="10477,31210" o:gfxdata="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">
                         <o:lock v:ext="edit" aspectratio="t"/>
-                        <v:shape id="Полилиния 20" style="position:absolute;left:3696;top:62168;width:1937;height:6985;visibility:visible;mso-wrap-style:square;v-text-anchor:top" coordsize="122,440" o:spid="_x0000_s1031" fillcolor="#0e2841 [3215]" strokecolor="#0e2841 [3215]" strokeweight="0" path="m,l39,152,84,304r38,113l122,440,76,306,39,180,6,53,,xe" o:gfxdata="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">
+                        <v:shape id="Полилиния 20" o:spid="_x0000_s1031" style="position:absolute;left:3696;top:62168;width:1937;height:6985;visibility:visible;mso-wrap-style:square;v-text-anchor:top" coordsize="122,440" o:gfxdata="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" path="m,l39,152,84,304r38,113l122,440,76,306,39,180,6,53,,xe" fillcolor="#0e2841 [3215]" strokecolor="#0e2841 [3215]" strokeweight="0">
                           <v:path arrowok="t" o:connecttype="custom" o:connectlocs="0,0;61913,241300;133350,482600;193675,661988;193675,698500;120650,485775;61913,285750;9525,84138;0,0" o:connectangles="0,0,0,0,0,0,0,0,0"/>
                         </v:shape>
-                        <v:shape id="Полилиния 21" style="position:absolute;left:5728;top:69058;width:1842;height:4270;visibility:visible;mso-wrap-style:square;v-text-anchor:top" coordsize="116,269" o:spid="_x0000_s1032" fillcolor="#0e2841 [3215]" strokecolor="#0e2841 [3215]" strokeweight="0" path="m,l8,19,37,93r30,74l116,269r-8,l60,169,30,98,1,25,,xe" o:gfxdata="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">
+                        <v:shape id="Полилиния 21" o:spid="_x0000_s1032" style="position:absolute;left:5728;top:69058;width:1842;height:4270;visibility:visible;mso-wrap-style:square;v-text-anchor:top" coordsize="116,269" o:gfxdata="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" path="m,l8,19,37,93r30,74l116,269r-8,l60,169,30,98,1,25,,xe" fillcolor="#0e2841 [3215]" strokecolor="#0e2841 [3215]" strokeweight="0">
                           <v:path arrowok="t" o:connecttype="custom" o:connectlocs="0,0;12700,30163;58738,147638;106363,265113;184150,427038;171450,427038;95250,268288;47625,155575;1588,39688;0,0" o:connectangles="0,0,0,0,0,0,0,0,0,0"/>
                         </v:shape>
-                        <v:shape id="Полилиния 22" style="position:absolute;left:1410;top:42118;width:2223;height:20193;visibility:visible;mso-wrap-style:square;v-text-anchor:top" coordsize="140,1272" o:spid="_x0000_s1033" fillcolor="#0e2841 [3215]" strokecolor="#0e2841 [3215]" strokeweight="0" path="m,l,,1,79r2,80l12,317,23,476,39,634,58,792,83,948r24,138l135,1223r5,49l138,1262,105,1106,77,949,53,792,35,634,20,476,9,317,2,159,,79,,xe" o:gfxdata="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">
+                        <v:shape id="Полилиния 22" o:spid="_x0000_s1033" style="position:absolute;left:1410;top:42118;width:2223;height:20193;visibility:visible;mso-wrap-style:square;v-text-anchor:top" coordsize="140,1272" o:gfxdata="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" path="m,l,,1,79r2,80l12,317,23,476,39,634,58,792,83,948r24,138l135,1223r5,49l138,1262,105,1106,77,949,53,792,35,634,20,476,9,317,2,159,,79,,xe" fillcolor="#0e2841 [3215]" strokecolor="#0e2841 [3215]" strokeweight="0">
                           <v:path arrowok="t" o:connecttype="custom" o:connectlocs="0,0;0,0;1588,125413;4763,252413;19050,503238;36513,755650;61913,1006475;92075,1257300;131763,1504950;169863,1724025;214313,1941513;222250,2019300;219075,2003425;166688,1755775;122238,1506538;84138,1257300;55563,1006475;31750,755650;14288,503238;3175,252413;0,125413;0,0" o:connectangles="0,0,0,0,0,0,0,0,0,0,0,0,0,0,0,0,0,0,0,0,0,0"/>
                         </v:shape>
-                        <v:shape id="Полилиния 23" style="position:absolute;left:3410;top:48611;width:715;height:13557;visibility:visible;mso-wrap-style:square;v-text-anchor:top" coordsize="45,854" o:spid="_x0000_s1034" fillcolor="#0e2841 [3215]" strokecolor="#0e2841 [3215]" strokeweight="0" path="m45,r,l35,66r-9,67l14,267,6,401,3,534,6,669r8,134l18,854r,-3l9,814,8,803,1,669,,534,3,401,12,267,25,132,34,66,45,xe" o:gfxdata="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">
+                        <v:shape id="Полилиния 23" o:spid="_x0000_s1034" style="position:absolute;left:3410;top:48611;width:715;height:13557;visibility:visible;mso-wrap-style:square;v-text-anchor:top" coordsize="45,854" o:gfxdata="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" path="m45,r,l35,66r-9,67l14,267,6,401,3,534,6,669r8,134l18,854r,-3l9,814,8,803,1,669,,534,3,401,12,267,25,132,34,66,45,xe" fillcolor="#0e2841 [3215]" strokecolor="#0e2841 [3215]" strokeweight="0">
                           <v:path arrowok="t" o:connecttype="custom" o:connectlocs="71438,0;71438,0;55563,104775;41275,211138;22225,423863;9525,636588;4763,847725;9525,1062038;22225,1274763;28575,1355725;28575,1350963;14288,1292225;12700,1274763;1588,1062038;0,847725;4763,636588;19050,423863;39688,209550;53975,104775;71438,0" o:connectangles="0,0,0,0,0,0,0,0,0,0,0,0,0,0,0,0,0,0,0,0"/>
                         </v:shape>
-                        <v:shape id="Полилиния 24" style="position:absolute;left:3633;top:62311;width:2444;height:9985;visibility:visible;mso-wrap-style:square;v-text-anchor:top" coordsize="154,629" o:spid="_x0000_s1035" fillcolor="#0e2841 [3215]" strokecolor="#0e2841 [3215]" strokeweight="0" path="m,l10,44r11,82l34,207r19,86l75,380r25,86l120,521r21,55l152,618r2,11l140,595,115,532,93,468,67,383,47,295,28,207,12,104,,xe" o:gfxdata="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">
+                        <v:shape id="Полилиния 24" o:spid="_x0000_s1035" style="position:absolute;left:3633;top:62311;width:2444;height:9985;visibility:visible;mso-wrap-style:square;v-text-anchor:top" coordsize="154,629" o:gfxdata="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" path="m,l10,44r11,82l34,207r19,86l75,380r25,86l120,521r21,55l152,618r2,11l140,595,115,532,93,468,67,383,47,295,28,207,12,104,,xe" fillcolor="#0e2841 [3215]" strokecolor="#0e2841 [3215]" strokeweight="0">
                           <v:path arrowok="t" o:connecttype="custom" o:connectlocs="0,0;15875,69850;33338,200025;53975,328613;84138,465138;119063,603250;158750,739775;190500,827088;223838,914400;241300,981075;244475,998538;222250,944563;182563,844550;147638,742950;106363,608013;74613,468313;44450,328613;19050,165100;0,0" o:connectangles="0,0,0,0,0,0,0,0,0,0,0,0,0,0,0,0,0,0,0"/>
                         </v:shape>
-                        <v:shape id="Полилиния 25" style="position:absolute;left:6204;top:72233;width:524;height:1095;visibility:visible;mso-wrap-style:square;v-text-anchor:top" coordsize="33,69" o:spid="_x0000_s1036" fillcolor="#0e2841 [3215]" strokecolor="#0e2841 [3215]" strokeweight="0" path="m,l33,69r-9,l12,35,,xe" o:gfxdata="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">
+                        <v:shape id="Полилиния 25" o:spid="_x0000_s1036" style="position:absolute;left:6204;top:72233;width:524;height:1095;visibility:visible;mso-wrap-style:square;v-text-anchor:top" coordsize="33,69" o:gfxdata="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" path="m,l33,69r-9,l12,35,,xe" fillcolor="#0e2841 [3215]" strokecolor="#0e2841 [3215]" strokeweight="0">
                           <v:path arrowok="t" o:connecttype="custom" o:connectlocs="0,0;52388,109538;38100,109538;19050,55563;0,0" o:connectangles="0,0,0,0,0"/>
                         </v:shape>
-                        <v:shape id="Полилиния 26" style="position:absolute;left:3553;top:61533;width:238;height:1476;visibility:visible;mso-wrap-style:square;v-text-anchor:top" coordsize="15,93" o:spid="_x0000_s1037" fillcolor="#0e2841 [3215]" strokecolor="#0e2841 [3215]" strokeweight="0" path="m,l9,37r,3l15,93,5,49,,xe" o:gfxdata="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">
+                        <v:shape id="Полилиния 26" o:spid="_x0000_s1037" style="position:absolute;left:3553;top:61533;width:238;height:1476;visibility:visible;mso-wrap-style:square;v-text-anchor:top" coordsize="15,93" o:gfxdata="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" path="m,l9,37r,3l15,93,5,49,,xe" fillcolor="#0e2841 [3215]" strokecolor="#0e2841 [3215]" strokeweight="0">
                           <v:path arrowok="t" o:connecttype="custom" o:connectlocs="0,0;14288,58738;14288,63500;23813,147638;7938,77788;0,0" o:connectangles="0,0,0,0,0,0"/>
                         </v:shape>
-                        <v:shape id="Полилиния 27" style="position:absolute;left:5633;top:56897;width:6255;height:12161;visibility:visible;mso-wrap-style:square;v-text-anchor:top" coordsize="394,766" o:spid="_x0000_s1038" fillcolor="#0e2841 [3215]" strokecolor="#0e2841 [3215]" strokeweight="0" path="m394,r,l356,38,319,77r-35,40l249,160r-42,58l168,276r-37,63l98,402,69,467,45,535,26,604,14,673,7,746,6,766,,749r1,-5l7,673,21,603,40,533,65,466,94,400r33,-64l164,275r40,-60l248,158r34,-42l318,76,354,37,394,xe" o:gfxdata="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">
+                        <v:shape id="Полилиния 27" o:spid="_x0000_s1038" style="position:absolute;left:5633;top:56897;width:6255;height:12161;visibility:visible;mso-wrap-style:square;v-text-anchor:top" coordsize="394,766" o:gfxdata="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" path="m394,r,l356,38,319,77r-35,40l249,160r-42,58l168,276r-37,63l98,402,69,467,45,535,26,604,14,673,7,746,6,766,,749r1,-5l7,673,21,603,40,533,65,466,94,400r33,-64l164,275r40,-60l248,158r34,-42l318,76,354,37,394,xe" fillcolor="#0e2841 [3215]" strokecolor="#0e2841 [3215]" strokeweight="0">
                           <v:path arrowok="t" o:connecttype="custom" o:connectlocs="625475,0;625475,0;565150,60325;506413,122238;450850,185738;395288,254000;328613,346075;266700,438150;207963,538163;155575,638175;109538,741363;71438,849313;41275,958850;22225,1068388;11113,1184275;9525,1216025;0,1189038;1588,1181100;11113,1068388;33338,957263;63500,846138;103188,739775;149225,635000;201613,533400;260350,436563;323850,341313;393700,250825;447675,184150;504825,120650;561975,58738;625475,0" o:connectangles="0,0,0,0,0,0,0,0,0,0,0,0,0,0,0,0,0,0,0,0,0,0,0,0,0,0,0,0,0,0,0"/>
                         </v:shape>
-                        <v:shape id="Полилиния 28" style="position:absolute;left:5633;top:69153;width:571;height:3080;visibility:visible;mso-wrap-style:square;v-text-anchor:top" coordsize="36,194" o:spid="_x0000_s1039" fillcolor="#0e2841 [3215]" strokecolor="#0e2841 [3215]" strokeweight="0" path="m,l6,16r1,3l11,80r9,52l33,185r3,9l21,161,15,145,5,81,1,41,,xe" o:gfxdata="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">
+                        <v:shape id="Полилиния 28" o:spid="_x0000_s1039" style="position:absolute;left:5633;top:69153;width:571;height:3080;visibility:visible;mso-wrap-style:square;v-text-anchor:top" coordsize="36,194" o:gfxdata="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" path="m,l6,16r1,3l11,80r9,52l33,185r3,9l21,161,15,145,5,81,1,41,,xe" fillcolor="#0e2841 [3215]" strokecolor="#0e2841 [3215]" strokeweight="0">
                           <v:path arrowok="t" o:connecttype="custom" o:connectlocs="0,0;9525,25400;11113,30163;17463,127000;31750,209550;52388,293688;57150,307975;33338,255588;23813,230188;7938,128588;1588,65088;0,0" o:connectangles="0,0,0,0,0,0,0,0,0,0,0,0"/>
                         </v:shape>
-                        <v:shape id="Полилиния 29" style="position:absolute;left:6077;top:72296;width:493;height:1032;visibility:visible;mso-wrap-style:square;v-text-anchor:top" coordsize="31,65" o:spid="_x0000_s1040" fillcolor="#0e2841 [3215]" strokecolor="#0e2841 [3215]" strokeweight="0" path="m,l31,65r-8,l,xe" o:gfxdata="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">
+                        <v:shape id="Полилиния 29" o:spid="_x0000_s1040" style="position:absolute;left:6077;top:72296;width:493;height:1032;visibility:visible;mso-wrap-style:square;v-text-anchor:top" coordsize="31,65" o:gfxdata="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" path="m,l31,65r-8,l,xe" fillcolor="#0e2841 [3215]" strokecolor="#0e2841 [3215]" strokeweight="0">
                           <v:path arrowok="t" o:connecttype="custom" o:connectlocs="0,0;49213,103188;36513,103188;0,0" o:connectangles="0,0,0,0"/>
                         </v:shape>
-                        <v:shape id="Полилиния 30" style="position:absolute;left:5633;top:68788;width:111;height:666;visibility:visible;mso-wrap-style:square;v-text-anchor:top" coordsize="7,42" o:spid="_x0000_s1041" fillcolor="#0e2841 [3215]" strokecolor="#0e2841 [3215]" strokeweight="0" path="m,l6,17,7,42,6,39,,23,,xe" o:gfxdata="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">
+                        <v:shape id="Полилиния 30" o:spid="_x0000_s1041" style="position:absolute;left:5633;top:68788;width:111;height:666;visibility:visible;mso-wrap-style:square;v-text-anchor:top" coordsize="7,42" o:gfxdata="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" path="m,l6,17,7,42,6,39,,23,,xe" fillcolor="#0e2841 [3215]" strokecolor="#0e2841 [3215]" strokeweight="0">
                           <v:path arrowok="t" o:connecttype="custom" o:connectlocs="0,0;9525,26988;11113,66675;9525,61913;0,36513;0,0" o:connectangles="0,0,0,0,0,0"/>
                         </v:shape>
-                        <v:shape id="Полилиния 31" style="position:absolute;left:5871;top:71455;width:714;height:1873;visibility:visible;mso-wrap-style:square;v-text-anchor:top" coordsize="45,118" o:spid="_x0000_s1042" fillcolor="#0e2841 [3215]" strokecolor="#0e2841 [3215]" strokeweight="0" path="m,l6,16,21,49,33,84r12,34l44,118,13,53,11,42,,xe" o:gfxdata="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">
+                        <v:shape id="Полилиния 31" o:spid="_x0000_s1042" style="position:absolute;left:5871;top:71455;width:714;height:1873;visibility:visible;mso-wrap-style:square;v-text-anchor:top" coordsize="45,118" o:gfxdata="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" path="m,l6,16,21,49,33,84r12,34l44,118,13,53,11,42,,xe" fillcolor="#0e2841 [3215]" strokecolor="#0e2841 [3215]" strokeweight="0">
                           <v:path arrowok="t" o:connecttype="custom" o:connectlocs="0,0;9525,25400;33338,77788;52388,133350;71438,187325;69850,187325;20638,84138;17463,66675;0,0" o:connectangles="0,0,0,0,0,0,0,0,0"/>
                         </v:shape>
                       </v:group>
-                      <v:group id="Группа 7" style="position:absolute;left:806;top:48269;width:13063;height:25059" coordsize="8747,16779" coordorigin="806,46499" o:spid="_x0000_s1043" o:gfxdata="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">
+                      <v:group id="Группа 7" o:spid="_x0000_s1043" style="position:absolute;left:806;top:48269;width:13063;height:25059" coordorigin="806,46499" coordsize="8747,16779" o:gfxdata="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">
                         <o:lock v:ext="edit" aspectratio="t"/>
-                        <v:shape id="Полилиния 8" style="position:absolute;left:1187;top:51897;width:1984;height:7143;visibility:visible;mso-wrap-style:square;v-text-anchor:top" coordsize="125,450" o:spid="_x0000_s1044" fillcolor="#0e2841 [3215]" strokecolor="#0e2841 [3215]" strokeweight="0" path="m,l41,155,86,309r39,116l125,450,79,311,41,183,7,54,,xe" o:gfxdata="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">
+                        <v:shape id="Полилиния 8" o:spid="_x0000_s1044" style="position:absolute;left:1187;top:51897;width:1984;height:7143;visibility:visible;mso-wrap-style:square;v-text-anchor:top" coordsize="125,450" o:gfxdata="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" path="m,l41,155,86,309r39,116l125,450,79,311,41,183,7,54,,xe" fillcolor="#0e2841 [3215]" strokecolor="#0e2841 [3215]" strokeweight="0">
                           <v:fill opacity="13107f"/>
                           <v:stroke opacity="13107f"/>
                           <v:path arrowok="t" o:connecttype="custom" o:connectlocs="0,0;65088,246063;136525,490538;198438,674688;198438,714375;125413,493713;65088,290513;11113,85725;0,0" o:connectangles="0,0,0,0,0,0,0,0,0"/>
                         </v:shape>
-                        <v:shape id="Полилиния 9" style="position:absolute;left:3282;top:58913;width:1874;height:4366;visibility:visible;mso-wrap-style:square;v-text-anchor:top" coordsize="118,275" o:spid="_x0000_s1045" fillcolor="#0e2841 [3215]" strokecolor="#0e2841 [3215]" strokeweight="0" path="m,l8,20,37,96r32,74l118,275r-9,l61,174,30,100,,26,,xe" o:gfxdata="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">
+                        <v:shape id="Полилиния 9" o:spid="_x0000_s1045" style="position:absolute;left:3282;top:58913;width:1874;height:4366;visibility:visible;mso-wrap-style:square;v-text-anchor:top" coordsize="118,275" o:gfxdata="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" path="m,l8,20,37,96r32,74l118,275r-9,l61,174,30,100,,26,,xe" fillcolor="#0e2841 [3215]" strokecolor="#0e2841 [3215]" strokeweight="0">
                           <v:fill opacity="13107f"/>
                           <v:stroke opacity="13107f"/>
                           <v:path arrowok="t" o:connecttype="custom" o:connectlocs="0,0;12700,31750;58738,152400;109538,269875;187325,436563;173038,436563;96838,276225;47625,158750;0,41275;0,0" o:connectangles="0,0,0,0,0,0,0,0,0,0"/>
                         </v:shape>
-                        <v:shape id="Полилиния 10" style="position:absolute;left:806;top:50103;width:317;height:1921;visibility:visible;mso-wrap-style:square;v-text-anchor:top" coordsize="20,121" o:spid="_x0000_s1046" fillcolor="#0e2841 [3215]" strokecolor="#0e2841 [3215]" strokeweight="0" path="m,l16,72r4,49l18,112,,31,,xe" o:gfxdata="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">
+                        <v:shape id="Полилиния 10" o:spid="_x0000_s1046" style="position:absolute;left:806;top:50103;width:317;height:1921;visibility:visible;mso-wrap-style:square;v-text-anchor:top" coordsize="20,121" o:gfxdata="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" path="m,l16,72r4,49l18,112,,31,,xe" fillcolor="#0e2841 [3215]" strokecolor="#0e2841 [3215]" strokeweight="0">
                           <v:fill opacity="13107f"/>
                           <v:stroke opacity="13107f"/>
                           <v:path arrowok="t" o:connecttype="custom" o:connectlocs="0,0;25400,114300;31750,192088;28575,177800;0,49213;0,0" o:connectangles="0,0,0,0,0,0"/>
                         </v:shape>
-                        <v:shape id="Полилиния 12" style="position:absolute;left:1123;top:52024;width:2509;height:10207;visibility:visible;mso-wrap-style:square;v-text-anchor:top" coordsize="158,643" o:spid="_x0000_s1047" fillcolor="#0e2841 [3215]" strokecolor="#0e2841 [3215]" strokeweight="0" path="m,l11,46r11,83l36,211r19,90l76,389r27,87l123,533r21,55l155,632r3,11l142,608,118,544,95,478,69,391,47,302,29,212,13,107,,xe" o:gfxdata="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">
+                        <v:shape id="Полилиния 12" o:spid="_x0000_s1047" style="position:absolute;left:1123;top:52024;width:2509;height:10207;visibility:visible;mso-wrap-style:square;v-text-anchor:top" coordsize="158,643" o:gfxdata="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" path="m,l11,46r11,83l36,211r19,90l76,389r27,87l123,533r21,55l155,632r3,11l142,608,118,544,95,478,69,391,47,302,29,212,13,107,,xe" fillcolor="#0e2841 [3215]" strokecolor="#0e2841 [3215]" strokeweight="0">
                           <v:fill opacity="13107f"/>
                           <v:stroke opacity="13107f"/>
                           <v:path arrowok="t" o:connecttype="custom" o:connectlocs="0,0;17463,73025;34925,204788;57150,334963;87313,477838;120650,617538;163513,755650;195263,846138;228600,933450;246063,1003300;250825,1020763;225425,965200;187325,863600;150813,758825;109538,620713;74613,479425;46038,336550;20638,169863;0,0" o:connectangles="0,0,0,0,0,0,0,0,0,0,0,0,0,0,0,0,0,0,0"/>
                         </v:shape>
-                        <v:shape id="Полилиния 13" style="position:absolute;left:3759;top:62152;width:524;height:1127;visibility:visible;mso-wrap-style:square;v-text-anchor:top" coordsize="33,71" o:spid="_x0000_s1048" fillcolor="#0e2841 [3215]" strokecolor="#0e2841 [3215]" strokeweight="0" path="m,l33,71r-9,l11,36,,xe" o:gfxdata="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">
+                        <v:shape id="Полилиния 13" o:spid="_x0000_s1048" style="position:absolute;left:3759;top:62152;width:524;height:1127;visibility:visible;mso-wrap-style:square;v-text-anchor:top" coordsize="33,71" o:gfxdata="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" path="m,l33,71r-9,l11,36,,xe" fillcolor="#0e2841 [3215]" strokecolor="#0e2841 [3215]" strokeweight="0">
                           <v:fill opacity="13107f"/>
                           <v:stroke opacity="13107f"/>
                           <v:path arrowok="t" o:connecttype="custom" o:connectlocs="0,0;52388,112713;38100,112713;17463,57150;0,0" o:connectangles="0,0,0,0,0"/>
                         </v:shape>
-                        <v:shape id="Полилиния 14" style="position:absolute;left:1060;top:51246;width:238;height:1508;visibility:visible;mso-wrap-style:square;v-text-anchor:top" coordsize="15,95" o:spid="_x0000_s1049" fillcolor="#0e2841 [3215]" strokecolor="#0e2841 [3215]" strokeweight="0" path="m,l8,37r,4l15,95,4,49,,xe" o:gfxdata="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">
+                        <v:shape id="Полилиния 14" o:spid="_x0000_s1049" style="position:absolute;left:1060;top:51246;width:238;height:1508;visibility:visible;mso-wrap-style:square;v-text-anchor:top" coordsize="15,95" o:gfxdata="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" path="m,l8,37r,4l15,95,4,49,,xe" fillcolor="#0e2841 [3215]" strokecolor="#0e2841 [3215]" strokeweight="0">
                           <v:fill opacity="13107f"/>
                           <v:stroke opacity="13107f"/>
                           <v:path arrowok="t" o:connecttype="custom" o:connectlocs="0,0;12700,58738;12700,65088;23813,150813;6350,77788;0,0" o:connectangles="0,0,0,0,0,0"/>
                         </v:shape>
-                        <v:shape id="Полилиния 15" style="position:absolute;left:3171;top:46499;width:6382;height:12414;visibility:visible;mso-wrap-style:square;v-text-anchor:top" coordsize="402,782" o:spid="_x0000_s1050" fillcolor="#0e2841 [3215]" strokecolor="#0e2841 [3215]" strokeweight="0" path="m402,r,1l363,39,325,79r-35,42l255,164r-44,58l171,284r-38,62l100,411,71,478,45,546,27,617,13,689,7,761r,21l,765r1,-4l7,688,21,616,40,545,66,475,95,409r35,-66l167,281r42,-61l253,163r34,-43l324,78,362,38,402,xe" o:gfxdata="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">
+                        <v:shape id="Полилиния 15" o:spid="_x0000_s1050" style="position:absolute;left:3171;top:46499;width:6382;height:12414;visibility:visible;mso-wrap-style:square;v-text-anchor:top" coordsize="402,782" o:gfxdata="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" path="m402,r,1l363,39,325,79r-35,42l255,164r-44,58l171,284r-38,62l100,411,71,478,45,546,27,617,13,689,7,761r,21l,765r1,-4l7,688,21,616,40,545,66,475,95,409r35,-66l167,281r42,-61l253,163r34,-43l324,78,362,38,402,xe" fillcolor="#0e2841 [3215]" strokecolor="#0e2841 [3215]" strokeweight="0">
                           <v:fill opacity="13107f"/>
                           <v:stroke opacity="13107f"/>
                           <v:path arrowok="t" o:connecttype="custom" o:connectlocs="638175,0;638175,1588;576263,61913;515938,125413;460375,192088;404813,260350;334963,352425;271463,450850;211138,549275;158750,652463;112713,758825;71438,866775;42863,979488;20638,1093788;11113,1208088;11113,1241425;0,1214438;1588,1208088;11113,1092200;33338,977900;63500,865188;104775,754063;150813,649288;206375,544513;265113,446088;331788,349250;401638,258763;455613,190500;514350,123825;574675,60325;638175,0" o:connectangles="0,0,0,0,0,0,0,0,0,0,0,0,0,0,0,0,0,0,0,0,0,0,0,0,0,0,0,0,0,0,0"/>
                         </v:shape>
-                        <v:shape id="Полилиния 16" style="position:absolute;left:3171;top:59040;width:588;height:3112;visibility:visible;mso-wrap-style:square;v-text-anchor:top" coordsize="37,196" o:spid="_x0000_s1051" fillcolor="#0e2841 [3215]" strokecolor="#0e2841 [3215]" strokeweight="0" path="m,l6,15r1,3l12,80r9,54l33,188r4,8l22,162,15,146,5,81,1,40,,xe" o:gfxdata="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">
+                        <v:shape id="Полилиния 16" o:spid="_x0000_s1051" style="position:absolute;left:3171;top:59040;width:588;height:3112;visibility:visible;mso-wrap-style:square;v-text-anchor:top" coordsize="37,196" o:gfxdata="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" path="m,l6,15r1,3l12,80r9,54l33,188r4,8l22,162,15,146,5,81,1,40,,xe" fillcolor="#0e2841 [3215]" strokecolor="#0e2841 [3215]" strokeweight="0">
                           <v:fill opacity="13107f"/>
                           <v:stroke opacity="13107f"/>
                           <v:path arrowok="t" o:connecttype="custom" o:connectlocs="0,0;9525,23813;11113,28575;19050,127000;33338,212725;52388,298450;58738,311150;34925,257175;23813,231775;7938,128588;1588,63500;0,0" o:connectangles="0,0,0,0,0,0,0,0,0,0,0,0"/>
                         </v:shape>
-                        <v:shape id="Полилиния 17" style="position:absolute;left:3632;top:62231;width:492;height:1048;visibility:visible;mso-wrap-style:square;v-text-anchor:top" coordsize="31,66" o:spid="_x0000_s1052" fillcolor="#0e2841 [3215]" strokecolor="#0e2841 [3215]" strokeweight="0" path="m,l31,66r-7,l,xe" o:gfxdata="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">
+                        <v:shape id="Полилиния 17" o:spid="_x0000_s1052" style="position:absolute;left:3632;top:62231;width:492;height:1048;visibility:visible;mso-wrap-style:square;v-text-anchor:top" coordsize="31,66" o:gfxdata="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" path="m,l31,66r-7,l,xe" fillcolor="#0e2841 [3215]" strokecolor="#0e2841 [3215]" strokeweight="0">
                           <v:fill opacity="13107f"/>
                           <v:stroke opacity="13107f"/>
                           <v:path arrowok="t" o:connecttype="custom" o:connectlocs="0,0;49213,104775;38100,104775;0,0" o:connectangles="0,0,0,0"/>
                         </v:shape>
-                        <v:shape id="Полилиния 18" style="position:absolute;left:3171;top:58644;width:111;height:682;visibility:visible;mso-wrap-style:square;v-text-anchor:top" coordsize="7,43" o:spid="_x0000_s1053" fillcolor="#0e2841 [3215]" strokecolor="#0e2841 [3215]" strokeweight="0" path="m,l7,17r,26l6,40,,25,,xe" o:gfxdata="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">
+                        <v:shape id="Полилиния 18" o:spid="_x0000_s1053" style="position:absolute;left:3171;top:58644;width:111;height:682;visibility:visible;mso-wrap-style:square;v-text-anchor:top" coordsize="7,43" o:gfxdata="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" path="m,l7,17r,26l6,40,,25,,xe" fillcolor="#0e2841 [3215]" strokecolor="#0e2841 [3215]" strokeweight="0">
                           <v:fill opacity="13107f"/>
                           <v:stroke opacity="13107f"/>
                           <v:path arrowok="t" o:connecttype="custom" o:connectlocs="0,0;11113,26988;11113,68263;9525,63500;0,39688;0,0" o:connectangles="0,0,0,0,0,0"/>
                         </v:shape>
-                        <v:shape id="Полилиния 19" style="position:absolute;left:3409;top:61358;width:731;height:1921;visibility:visible;mso-wrap-style:square;v-text-anchor:top" coordsize="46,121" o:spid="_x0000_s1054" fillcolor="#0e2841 [3215]" strokecolor="#0e2841 [3215]" strokeweight="0" path="m,l7,16,22,50,33,86r13,35l45,121,14,55,11,44,,xe" o:gfxdata="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">
+                        <v:shape id="Полилиния 19" o:spid="_x0000_s1054" style="position:absolute;left:3409;top:61358;width:731;height:1921;visibility:visible;mso-wrap-style:square;v-text-anchor:top" coordsize="46,121" o:gfxdata="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" path="m,l7,16,22,50,33,86r13,35l45,121,14,55,11,44,,xe" fillcolor="#0e2841 [3215]" strokecolor="#0e2841 [3215]" strokeweight="0">
                           <v:fill opacity="13107f"/>
                           <v:stroke opacity="13107f"/>
                           <v:path arrowok="t" o:connecttype="custom" o:connectlocs="0,0;11113,25400;34925,79375;52388,136525;73025,192088;71438,192088;22225,87313;17463,69850;0,0" o:connectangles="0,0,0,0,0,0,0,0,0"/>
@@ -3767,13 +3766,13 @@
                   </wp:anchor>
                 </w:drawing>
               </mc:Choice>
-              <mc:Fallback xmlns:a="http://schemas.openxmlformats.org/drawingml/2006/main">
-                <w:pict w14:anchorId="0D1F8E0B">
-                  <v:shapetype id="_x0000_t202" coordsize="21600,21600" o:spt="202" path="m,l,21600r21600,l21600,xe" w14:anchorId="4867F625">
+              <mc:Fallback>
+                <w:pict>
+                  <v:shapetype w14:anchorId="4867F625" id="_x0000_t202" coordsize="21600,21600" o:spt="202" path="m,l,21600r21600,l21600,xe">
                     <v:stroke joinstyle="miter"/>
                     <v:path gradientshapeok="t" o:connecttype="rect"/>
                   </v:shapetype>
-                  <v:shape id="Надпись 32" style="position:absolute;margin-left:0;margin-top:0;width:4in;height:28.8pt;z-index:251661312;visibility:visible;mso-wrap-style:square;mso-width-percent:450;mso-height-percent:0;mso-left-percent:420;mso-top-percent:880;mso-wrap-distance-left:9pt;mso-wrap-distance-top:0;mso-wrap-distance-right:9pt;mso-wrap-distance-bottom:0;mso-position-horizontal-relative:page;mso-position-vertical-relative:page;mso-width-percent:450;mso-height-percent:0;mso-left-percent:420;mso-top-percent:880;mso-width-relative:page;mso-height-relative:margin;v-text-anchor:bottom" o:spid="_x0000_s1055" filled="f" stroked="f" strokeweight=".5pt" type="#_x0000_t202" o:gfxdata="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">
+                  <v:shape id="Надпись 32" o:spid="_x0000_s1055" type="#_x0000_t202" style="position:absolute;margin-left:0;margin-top:0;width:4in;height:28.8pt;z-index:251661312;visibility:visible;mso-wrap-style:square;mso-width-percent:450;mso-height-percent:0;mso-left-percent:420;mso-top-percent:880;mso-wrap-distance-left:9pt;mso-wrap-distance-top:0;mso-wrap-distance-right:9pt;mso-wrap-distance-bottom:0;mso-position-horizontal-relative:page;mso-position-vertical-relative:page;mso-width-percent:450;mso-height-percent:0;mso-left-percent:420;mso-top-percent:880;mso-width-relative:page;mso-height-relative:margin;v-text-anchor:bottom" o:gfxdata="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" filled="f" stroked="f" strokeweight=".5pt">
                     <v:textbox style="mso-fit-shape-to-text:t" inset="0,0,0,0">
                       <w:txbxContent>
                         <w:p>
@@ -3787,7 +3786,6 @@
                           </w:pPr>
                           <w:sdt>
                             <w:sdtPr>
-                              <w:id w:val="1915990996"/>
                               <w:rPr>
                                 <w:color w:val="156082" w:themeColor="accent1"/>
                                 <w:sz w:val="26"/>
@@ -3822,7 +3820,6 @@
                           </w:pPr>
                           <w:sdt>
                             <w:sdtPr>
-                              <w:id w:val="2064677075"/>
                               <w:rPr>
                                 <w:caps/>
                                 <w:color w:val="595959" w:themeColor="text1" w:themeTint="A6"/>
@@ -3976,16 +3973,7 @@
                                     <w:szCs w:val="36"/>
                                     <w:lang w:val="en-US"/>
                                   </w:rPr>
-                                  <w:t>ame</w:t>
-                                </w:r>
-                                <w:r>
-                                  <w:rPr>
-                                    <w:color w:val="404040" w:themeColor="text1" w:themeTint="BF"/>
-                                    <w:sz w:val="36"/>
-                                    <w:szCs w:val="36"/>
-                                    <w:lang w:val="en-US"/>
-                                  </w:rPr>
-                                  <w:t xml:space="preserve"> design document</w:t>
+                                  <w:t>ame design document</w:t>
                                 </w:r>
                               </w:p>
                             </w:txbxContent>
@@ -4010,11 +3998,7 @@
               </mc:Choice>
               <mc:Fallback>
                 <w:pict>
-                  <v:shapetype w14:anchorId="517B01E3" id="_x0000_t202" coordsize="21600,21600" o:spt="202" path="m,l,21600r21600,l21600,xe">
-                    <v:stroke joinstyle="miter"/>
-                    <v:path gradientshapeok="t" o:connecttype="rect"/>
-                  </v:shapetype>
-                  <v:shape id="Надпись 1" o:spid="_x0000_s1056" type="#_x0000_t202" style="position:absolute;margin-left:0;margin-top:0;width:4in;height:84.25pt;z-index:251660288;visibility:visible;mso-wrap-style:square;mso-width-percent:450;mso-height-percent:0;mso-left-percent:420;mso-top-percent:175;mso-wrap-distance-left:9pt;mso-wrap-distance-top:0;mso-wrap-distance-right:9pt;mso-wrap-distance-bottom:0;mso-position-horizontal-relative:page;mso-position-vertical-relative:page;mso-width-percent:450;mso-height-percent:0;mso-left-percent:420;mso-top-percent:175;mso-width-relative:page;mso-height-relative:margin;v-text-anchor:top" o:gfxdata="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" filled="f" stroked="f" strokeweight=".5pt">
+                  <v:shape w14:anchorId="517B01E3" id="Надпись 1" o:spid="_x0000_s1056" type="#_x0000_t202" style="position:absolute;margin-left:0;margin-top:0;width:4in;height:84.25pt;z-index:251660288;visibility:visible;mso-wrap-style:square;mso-width-percent:450;mso-height-percent:0;mso-left-percent:420;mso-top-percent:175;mso-wrap-distance-left:9pt;mso-wrap-distance-top:0;mso-wrap-distance-right:9pt;mso-wrap-distance-bottom:0;mso-position-horizontal-relative:page;mso-position-vertical-relative:page;mso-width-percent:450;mso-height-percent:0;mso-left-percent:420;mso-top-percent:175;mso-width-relative:page;mso-height-relative:margin;v-text-anchor:top" o:gfxdata="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" filled="f" stroked="f" strokeweight=".5pt">
                     <v:textbox style="mso-fit-shape-to-text:t" inset="0,0,0,0">
                       <w:txbxContent>
                         <w:p>
@@ -4064,16 +4048,7 @@
                               <w:szCs w:val="36"/>
                               <w:lang w:val="en-US"/>
                             </w:rPr>
-                            <w:t>ame</w:t>
-                          </w:r>
-                          <w:r>
-                            <w:rPr>
-                              <w:color w:val="404040" w:themeColor="text1" w:themeTint="BF"/>
-                              <w:sz w:val="36"/>
-                              <w:szCs w:val="36"/>
-                              <w:lang w:val="en-US"/>
-                            </w:rPr>
-                            <w:t xml:space="preserve"> design document</w:t>
+                            <w:t>ame design document</w:t>
                           </w:r>
                         </w:p>
                       </w:txbxContent>
@@ -4420,115 +4395,7 @@
           <w:sz w:val="20"/>
           <w:szCs w:val="20"/>
         </w:rPr>
-        <w:t xml:space="preserve">Генезис был создан в рамках "Проекта G" под руководством доктора Холландера. Ему пересадили клетки Джиллиан </w:t>
-      </w:r>
-      <w:proofErr w:type="spellStart"/>
-      <w:r>
-        <w:rPr>
-          <w:rFonts w:ascii="Verdana" w:eastAsia="Verdana" w:hAnsi="Verdana" w:cs="Verdana"/>
-          <w:sz w:val="20"/>
-          <w:szCs w:val="20"/>
-        </w:rPr>
-        <w:t>Хьюли</w:t>
-      </w:r>
-      <w:proofErr w:type="spellEnd"/>
-      <w:r>
-        <w:rPr>
-          <w:rFonts w:ascii="Verdana" w:eastAsia="Verdana" w:hAnsi="Verdana" w:cs="Verdana"/>
-          <w:sz w:val="20"/>
-          <w:szCs w:val="20"/>
-        </w:rPr>
-        <w:t xml:space="preserve">, которая ранее получила инъекцию клеток </w:t>
-      </w:r>
-      <w:proofErr w:type="spellStart"/>
-      <w:r>
-        <w:rPr>
-          <w:rFonts w:ascii="Verdana" w:eastAsia="Verdana" w:hAnsi="Verdana" w:cs="Verdana"/>
-          <w:sz w:val="20"/>
-          <w:szCs w:val="20"/>
-        </w:rPr>
-        <w:t>Дженовы</w:t>
-      </w:r>
-      <w:proofErr w:type="spellEnd"/>
-      <w:r>
-        <w:rPr>
-          <w:rFonts w:ascii="Verdana" w:eastAsia="Verdana" w:hAnsi="Verdana" w:cs="Verdana"/>
-          <w:sz w:val="20"/>
-          <w:szCs w:val="20"/>
-        </w:rPr>
-        <w:t xml:space="preserve"> — инопланетного существа, ошибочно принятого "</w:t>
-      </w:r>
-      <w:proofErr w:type="spellStart"/>
-      <w:r>
-        <w:rPr>
-          <w:rFonts w:ascii="Verdana" w:eastAsia="Verdana" w:hAnsi="Verdana" w:cs="Verdana"/>
-          <w:sz w:val="20"/>
-          <w:szCs w:val="20"/>
-        </w:rPr>
-        <w:t>Шинра</w:t>
-      </w:r>
-      <w:proofErr w:type="spellEnd"/>
-      <w:r>
-        <w:rPr>
-          <w:rFonts w:ascii="Verdana" w:eastAsia="Verdana" w:hAnsi="Verdana" w:cs="Verdana"/>
-          <w:sz w:val="20"/>
-          <w:szCs w:val="20"/>
-        </w:rPr>
-        <w:t xml:space="preserve">" за представителя древней расы Сетра. Однако "Проект S" профессора </w:t>
-      </w:r>
-      <w:proofErr w:type="spellStart"/>
-      <w:r>
-        <w:rPr>
-          <w:rFonts w:ascii="Verdana" w:eastAsia="Verdana" w:hAnsi="Verdana" w:cs="Verdana"/>
-          <w:sz w:val="20"/>
-          <w:szCs w:val="20"/>
-        </w:rPr>
-        <w:t>Ходжо</w:t>
-      </w:r>
-      <w:proofErr w:type="spellEnd"/>
-      <w:r>
-        <w:rPr>
-          <w:rFonts w:ascii="Verdana" w:eastAsia="Verdana" w:hAnsi="Verdana" w:cs="Verdana"/>
-          <w:sz w:val="20"/>
-          <w:szCs w:val="20"/>
-        </w:rPr>
-        <w:t xml:space="preserve"> оказался успешнее, и "Проект G" закрыли. Несмотря на это, исследования тайно продолжились в </w:t>
-      </w:r>
-      <w:proofErr w:type="spellStart"/>
-      <w:r>
-        <w:rPr>
-          <w:rFonts w:ascii="Verdana" w:eastAsia="Verdana" w:hAnsi="Verdana" w:cs="Verdana"/>
-          <w:sz w:val="20"/>
-          <w:szCs w:val="20"/>
-        </w:rPr>
-        <w:t>Дипграунде</w:t>
-      </w:r>
-      <w:proofErr w:type="spellEnd"/>
-      <w:r>
-        <w:rPr>
-          <w:rFonts w:ascii="Verdana" w:eastAsia="Verdana" w:hAnsi="Verdana" w:cs="Verdana"/>
-          <w:sz w:val="20"/>
-          <w:szCs w:val="20"/>
-        </w:rPr>
-        <w:t xml:space="preserve">. Генезиса признали неудачным экспериментом и отдали на воспитание богатому землевладельцу из </w:t>
-      </w:r>
-      <w:proofErr w:type="spellStart"/>
-      <w:r>
-        <w:rPr>
-          <w:rFonts w:ascii="Verdana" w:eastAsia="Verdana" w:hAnsi="Verdana" w:cs="Verdana"/>
-          <w:sz w:val="20"/>
-          <w:szCs w:val="20"/>
-        </w:rPr>
-        <w:t>Баноры</w:t>
-      </w:r>
-      <w:proofErr w:type="spellEnd"/>
-      <w:r>
-        <w:rPr>
-          <w:rFonts w:ascii="Verdana" w:eastAsia="Verdana" w:hAnsi="Verdana" w:cs="Verdana"/>
-          <w:sz w:val="20"/>
-          <w:szCs w:val="20"/>
-        </w:rPr>
-        <w:t>, родного города Джиллиан.</w:t>
+        <w:t>Генезис был создан в рамках "Проекта G" под руководством доктора Холландера. Ему пересадили клетки Джиллиан Хьюли, которая ранее получила инъекцию клеток Дженовы — инопланетного существа, ошибочно принятого "Шинра" за представителя древней расы Сетра. Однако "Проект S" профессора Ходжо оказался успешнее, и "Проект G" закрыли. Несмотря на это, исследования тайно продолжились в Дипграунде. Генезиса признали неудачным экспериментом и отдали на воспитание богатому землевладельцу из Баноры, родного города Джиллиан.</w:t>
       </w:r>
     </w:p>
     <w:p>
@@ -4572,36 +4439,8 @@
           <w:sz w:val="20"/>
           <w:szCs w:val="20"/>
         </w:rPr>
-        <w:t xml:space="preserve">Final Fantasy VII: </w:t>
-      </w:r>
-      <w:proofErr w:type="spellStart"/>
-      <w:r>
-        <w:rPr>
-          <w:rFonts w:ascii="Verdana" w:eastAsia="Verdana" w:hAnsi="Verdana" w:cs="Verdana"/>
-          <w:sz w:val="20"/>
-          <w:szCs w:val="20"/>
-        </w:rPr>
-        <w:t>Before</w:t>
-      </w:r>
-      <w:proofErr w:type="spellEnd"/>
-      <w:r>
-        <w:rPr>
-          <w:rFonts w:ascii="Verdana" w:eastAsia="Verdana" w:hAnsi="Verdana" w:cs="Verdana"/>
-          <w:sz w:val="20"/>
-          <w:szCs w:val="20"/>
-        </w:rPr>
-        <w:t xml:space="preserve"> </w:t>
-      </w:r>
-      <w:proofErr w:type="spellStart"/>
-      <w:r>
-        <w:rPr>
-          <w:rFonts w:ascii="Verdana" w:eastAsia="Verdana" w:hAnsi="Verdana" w:cs="Verdana"/>
-          <w:sz w:val="20"/>
-          <w:szCs w:val="20"/>
-        </w:rPr>
-        <w:t>Crisis</w:t>
-      </w:r>
-      <w:proofErr w:type="spellEnd"/>
+        <w:t>Final Fantasy VII: Before Crisis</w:t>
+      </w:r>
       <w:r>
         <w:rPr>
           <w:rFonts w:ascii="Verdana" w:eastAsia="Verdana" w:hAnsi="Verdana" w:cs="Verdana"/>
@@ -5596,25 +5435,7 @@
           <w:sz w:val="20"/>
           <w:szCs w:val="20"/>
         </w:rPr>
-        <w:t xml:space="preserve"> в рядах армии СОЛДАТ компании </w:t>
-      </w:r>
-      <w:proofErr w:type="spellStart"/>
-      <w:r>
-        <w:rPr>
-          <w:rFonts w:ascii="Verdana" w:eastAsia="Verdana" w:hAnsi="Verdana" w:cs="Verdana"/>
-          <w:sz w:val="20"/>
-          <w:szCs w:val="20"/>
-        </w:rPr>
-        <w:t>Шинра</w:t>
-      </w:r>
-      <w:proofErr w:type="spellEnd"/>
-      <w:r>
-        <w:rPr>
-          <w:rFonts w:ascii="Verdana" w:eastAsia="Verdana" w:hAnsi="Verdana" w:cs="Verdana"/>
-          <w:sz w:val="20"/>
-          <w:szCs w:val="20"/>
-        </w:rPr>
-        <w:t>.</w:t>
+        <w:t xml:space="preserve"> в рядах армии СОЛДАТ компании Шинра.</w:t>
       </w:r>
       <w:r>
         <w:rPr>
@@ -5953,25 +5774,7 @@
           <w:sz w:val="20"/>
           <w:szCs w:val="20"/>
         </w:rPr>
-        <w:t xml:space="preserve">Солдаты </w:t>
-      </w:r>
-      <w:proofErr w:type="spellStart"/>
-      <w:r>
-        <w:rPr>
-          <w:rFonts w:ascii="Verdana" w:eastAsia="Verdana" w:hAnsi="Verdana" w:cs="Verdana"/>
-          <w:sz w:val="20"/>
-          <w:szCs w:val="20"/>
-        </w:rPr>
-        <w:t>Вутай</w:t>
-      </w:r>
-      <w:proofErr w:type="spellEnd"/>
-      <w:r>
-        <w:rPr>
-          <w:rFonts w:ascii="Verdana" w:eastAsia="Verdana" w:hAnsi="Verdana" w:cs="Verdana"/>
-          <w:sz w:val="20"/>
-          <w:szCs w:val="20"/>
-        </w:rPr>
-        <w:t>, монстры,</w:t>
+        <w:t>Солдаты Вутай, монстры,</w:t>
       </w:r>
       <w:r>
         <w:rPr>
@@ -6119,43 +5922,7 @@
           <w:sz w:val="20"/>
           <w:szCs w:val="20"/>
         </w:rPr>
-        <w:t xml:space="preserve">Как принято в жанре </w:t>
-      </w:r>
-      <w:proofErr w:type="spellStart"/>
-      <w:r>
-        <w:rPr>
-          <w:rFonts w:ascii="Verdana" w:eastAsia="Verdana" w:hAnsi="Verdana" w:cs="Verdana"/>
-          <w:sz w:val="20"/>
-          <w:szCs w:val="20"/>
-        </w:rPr>
-        <w:t>dungeon</w:t>
-      </w:r>
-      <w:proofErr w:type="spellEnd"/>
-      <w:r>
-        <w:rPr>
-          <w:rFonts w:ascii="Verdana" w:eastAsia="Verdana" w:hAnsi="Verdana" w:cs="Verdana"/>
-          <w:sz w:val="20"/>
-          <w:szCs w:val="20"/>
-        </w:rPr>
-        <w:t xml:space="preserve"> </w:t>
-      </w:r>
-      <w:proofErr w:type="spellStart"/>
-      <w:r>
-        <w:rPr>
-          <w:rFonts w:ascii="Verdana" w:eastAsia="Verdana" w:hAnsi="Verdana" w:cs="Verdana"/>
-          <w:sz w:val="20"/>
-          <w:szCs w:val="20"/>
-        </w:rPr>
-        <w:t>crawler</w:t>
-      </w:r>
-      <w:proofErr w:type="spellEnd"/>
-      <w:r>
-        <w:rPr>
-          <w:rFonts w:ascii="Verdana" w:eastAsia="Verdana" w:hAnsi="Verdana" w:cs="Verdana"/>
-          <w:sz w:val="20"/>
-          <w:szCs w:val="20"/>
-        </w:rPr>
-        <w:t>, игрок управляет своим персонажем — начинающим СОЛДАТОМ 3-го класса, выполняя различные миссии и сражаясь с врагами. Ему предстоит исследовать процедурно сгенерированные локации, прокачивать экипировку, осваивать магическую систему материи и принимать тактические решения в бою.</w:t>
+        <w:t>Как принято в жанре dungeon crawler, игрок управляет своим персонажем — начинающим СОЛДАТОМ 3-го класса, выполняя различные миссии и сражаясь с врагами. Ему предстоит исследовать процедурно сгенерированные локации, прокачивать экипировку, осваивать магическую систему материи и принимать тактические решения в бою.</w:t>
       </w:r>
     </w:p>
     <w:p>
@@ -6424,79 +6191,7 @@
           <w:sz w:val="20"/>
           <w:szCs w:val="20"/>
         </w:rPr>
-        <w:t xml:space="preserve">Игра «Final Fantasy VII: </w:t>
-      </w:r>
-      <w:proofErr w:type="spellStart"/>
-      <w:r>
-        <w:rPr>
-          <w:rFonts w:ascii="Verdana" w:eastAsia="Verdana" w:hAnsi="Verdana" w:cs="Verdana"/>
-          <w:sz w:val="20"/>
-          <w:szCs w:val="20"/>
-        </w:rPr>
-        <w:t>Before</w:t>
-      </w:r>
-      <w:proofErr w:type="spellEnd"/>
-      <w:r>
-        <w:rPr>
-          <w:rFonts w:ascii="Verdana" w:eastAsia="Verdana" w:hAnsi="Verdana" w:cs="Verdana"/>
-          <w:sz w:val="20"/>
-          <w:szCs w:val="20"/>
-        </w:rPr>
-        <w:t xml:space="preserve"> </w:t>
-      </w:r>
-      <w:proofErr w:type="spellStart"/>
-      <w:r>
-        <w:rPr>
-          <w:rFonts w:ascii="Verdana" w:eastAsia="Verdana" w:hAnsi="Verdana" w:cs="Verdana"/>
-          <w:sz w:val="20"/>
-          <w:szCs w:val="20"/>
-        </w:rPr>
-        <w:t>Crisis</w:t>
-      </w:r>
-      <w:proofErr w:type="spellEnd"/>
-      <w:r>
-        <w:rPr>
-          <w:rFonts w:ascii="Verdana" w:eastAsia="Verdana" w:hAnsi="Verdana" w:cs="Verdana"/>
-          <w:sz w:val="20"/>
-          <w:szCs w:val="20"/>
-        </w:rPr>
-        <w:t xml:space="preserve">» сочетает в себе оригинальные элементы жанра </w:t>
-      </w:r>
-      <w:proofErr w:type="spellStart"/>
-      <w:r>
-        <w:rPr>
-          <w:rFonts w:ascii="Verdana" w:eastAsia="Verdana" w:hAnsi="Verdana" w:cs="Verdana"/>
-          <w:sz w:val="20"/>
-          <w:szCs w:val="20"/>
-        </w:rPr>
-        <w:t>dungeon</w:t>
-      </w:r>
-      <w:proofErr w:type="spellEnd"/>
-      <w:r>
-        <w:rPr>
-          <w:rFonts w:ascii="Verdana" w:eastAsia="Verdana" w:hAnsi="Verdana" w:cs="Verdana"/>
-          <w:sz w:val="20"/>
-          <w:szCs w:val="20"/>
-        </w:rPr>
-        <w:t xml:space="preserve"> </w:t>
-      </w:r>
-      <w:proofErr w:type="spellStart"/>
-      <w:r>
-        <w:rPr>
-          <w:rFonts w:ascii="Verdana" w:eastAsia="Verdana" w:hAnsi="Verdana" w:cs="Verdana"/>
-          <w:sz w:val="20"/>
-          <w:szCs w:val="20"/>
-        </w:rPr>
-        <w:t>crawler</w:t>
-      </w:r>
-      <w:proofErr w:type="spellEnd"/>
-      <w:r>
-        <w:rPr>
-          <w:rFonts w:ascii="Verdana" w:eastAsia="Verdana" w:hAnsi="Verdana" w:cs="Verdana"/>
-          <w:sz w:val="20"/>
-          <w:szCs w:val="20"/>
-        </w:rPr>
-        <w:t xml:space="preserve"> и JRPG, одновременно опираясь на лучшие механики, используемые в классических ролевых играх. Концепция игры вдохновлена следующими проектами:</w:t>
+        <w:t>Игра «Final Fantasy VII: Before Crisis» сочетает в себе оригинальные элементы жанра dungeon crawler и JRPG, одновременно опираясь на лучшие механики, используемые в классических ролевых играх. Концепция игры вдохновлена следующими проектами:</w:t>
       </w:r>
     </w:p>
     <w:p>
@@ -6522,25 +6217,7 @@
           <w:sz w:val="20"/>
           <w:szCs w:val="20"/>
         </w:rPr>
-        <w:t xml:space="preserve">● </w:t>
-      </w:r>
-      <w:proofErr w:type="spellStart"/>
-      <w:r>
-        <w:rPr>
-          <w:rFonts w:ascii="Verdana" w:eastAsia="Verdana" w:hAnsi="Verdana" w:cs="Verdana"/>
-          <w:sz w:val="20"/>
-          <w:szCs w:val="20"/>
-        </w:rPr>
-        <w:t>Crisis</w:t>
-      </w:r>
-      <w:proofErr w:type="spellEnd"/>
-      <w:r>
-        <w:rPr>
-          <w:rFonts w:ascii="Verdana" w:eastAsia="Verdana" w:hAnsi="Verdana" w:cs="Verdana"/>
-          <w:sz w:val="20"/>
-          <w:szCs w:val="20"/>
-        </w:rPr>
-        <w:t xml:space="preserve"> Core: Final Fantasy VII – структурированное повествование, сосредоточенное на развитии одного персонажа, с боевой системой, основанной на навыках, экипировке и материи.</w:t>
+        <w:t>● Crisis Core: Final Fantasy VII – структурированное повествование, сосредоточенное на развитии одного персонажа, с боевой системой, основанной на навыках, экипировке и материи.</w:t>
       </w:r>
     </w:p>
     <w:p>
@@ -6592,43 +6269,7 @@
           <w:sz w:val="20"/>
           <w:szCs w:val="20"/>
         </w:rPr>
-        <w:t xml:space="preserve">● </w:t>
-      </w:r>
-      <w:proofErr w:type="spellStart"/>
-      <w:r>
-        <w:rPr>
-          <w:rFonts w:ascii="Verdana" w:eastAsia="Verdana" w:hAnsi="Verdana" w:cs="Verdana"/>
-          <w:sz w:val="20"/>
-          <w:szCs w:val="20"/>
-        </w:rPr>
-        <w:t>Darkest</w:t>
-      </w:r>
-      <w:proofErr w:type="spellEnd"/>
-      <w:r>
-        <w:rPr>
-          <w:rFonts w:ascii="Verdana" w:eastAsia="Verdana" w:hAnsi="Verdana" w:cs="Verdana"/>
-          <w:sz w:val="20"/>
-          <w:szCs w:val="20"/>
-        </w:rPr>
-        <w:t xml:space="preserve"> </w:t>
-      </w:r>
-      <w:proofErr w:type="spellStart"/>
-      <w:r>
-        <w:rPr>
-          <w:rFonts w:ascii="Verdana" w:eastAsia="Verdana" w:hAnsi="Verdana" w:cs="Verdana"/>
-          <w:sz w:val="20"/>
-          <w:szCs w:val="20"/>
-        </w:rPr>
-        <w:t>Dungeon</w:t>
-      </w:r>
-      <w:proofErr w:type="spellEnd"/>
-      <w:r>
-        <w:rPr>
-          <w:rFonts w:ascii="Verdana" w:eastAsia="Verdana" w:hAnsi="Verdana" w:cs="Verdana"/>
-          <w:sz w:val="20"/>
-          <w:szCs w:val="20"/>
-        </w:rPr>
-        <w:t xml:space="preserve"> – процедурная генерация уровней, высокая сложность и необходимость тактического подхода к управлению ресурсами персонажа.</w:t>
+        <w:t>● Darkest Dungeon – процедурная генерация уровней, высокая сложность и необходимость тактического подхода к управлению ресурсами персонажа.</w:t>
       </w:r>
     </w:p>
     <w:p>
@@ -6680,25 +6321,7 @@
           <w:sz w:val="20"/>
           <w:szCs w:val="20"/>
         </w:rPr>
-        <w:t xml:space="preserve">● </w:t>
-      </w:r>
-      <w:proofErr w:type="spellStart"/>
-      <w:r>
-        <w:rPr>
-          <w:rFonts w:ascii="Verdana" w:eastAsia="Verdana" w:hAnsi="Verdana" w:cs="Verdana"/>
-          <w:sz w:val="20"/>
-          <w:szCs w:val="20"/>
-        </w:rPr>
-        <w:t>Diablo</w:t>
-      </w:r>
-      <w:proofErr w:type="spellEnd"/>
-      <w:r>
-        <w:rPr>
-          <w:rFonts w:ascii="Verdana" w:eastAsia="Verdana" w:hAnsi="Verdana" w:cs="Verdana"/>
-          <w:sz w:val="20"/>
-          <w:szCs w:val="20"/>
-        </w:rPr>
-        <w:t xml:space="preserve"> – нелинейное исследование подземелий, акцент на добыче снаряжения и постепенном развитии героя.</w:t>
+        <w:t>● Diablo – нелинейное исследование подземелий, акцент на добыче снаряжения и постепенном развитии героя.</w:t>
       </w:r>
     </w:p>
     <w:p>
@@ -6929,43 +6552,7 @@
           <w:szCs w:val="20"/>
         </w:rPr>
         <w:lastRenderedPageBreak/>
-        <w:t xml:space="preserve">Такой подбор механик ориентирован на современные тенденции в RPG и </w:t>
-      </w:r>
-      <w:proofErr w:type="spellStart"/>
-      <w:r>
-        <w:rPr>
-          <w:rFonts w:ascii="Verdana" w:eastAsia="Verdana" w:hAnsi="Verdana" w:cs="Verdana"/>
-          <w:sz w:val="20"/>
-          <w:szCs w:val="20"/>
-        </w:rPr>
-        <w:t>dungeon</w:t>
-      </w:r>
-      <w:proofErr w:type="spellEnd"/>
-      <w:r>
-        <w:rPr>
-          <w:rFonts w:ascii="Verdana" w:eastAsia="Verdana" w:hAnsi="Verdana" w:cs="Verdana"/>
-          <w:sz w:val="20"/>
-          <w:szCs w:val="20"/>
-        </w:rPr>
-        <w:t xml:space="preserve"> </w:t>
-      </w:r>
-      <w:proofErr w:type="spellStart"/>
-      <w:r>
-        <w:rPr>
-          <w:rFonts w:ascii="Verdana" w:eastAsia="Verdana" w:hAnsi="Verdana" w:cs="Verdana"/>
-          <w:sz w:val="20"/>
-          <w:szCs w:val="20"/>
-        </w:rPr>
-        <w:t>crawler</w:t>
-      </w:r>
-      <w:proofErr w:type="spellEnd"/>
-      <w:r>
-        <w:rPr>
-          <w:rFonts w:ascii="Verdana" w:eastAsia="Verdana" w:hAnsi="Verdana" w:cs="Verdana"/>
-          <w:sz w:val="20"/>
-          <w:szCs w:val="20"/>
-        </w:rPr>
-        <w:t>, сочетая элементы тактического геймплея, исследования и ролевого развития персонажа.</w:t>
+        <w:t>Такой подбор механик ориентирован на современные тенденции в RPG и dungeon crawler, сочетая элементы тактического геймплея, исследования и ролевого развития персонажа.</w:t>
       </w:r>
     </w:p>
     <w:p>
@@ -7772,35 +7359,7 @@
         <w:rPr>
           <w:rFonts w:ascii="Aptos" w:eastAsia="Aptos" w:hAnsi="Aptos" w:cs="Aptos"/>
         </w:rPr>
-        <w:t xml:space="preserve">Игрок начинает путь в рядах СОЛДАТ 3-го класса компании </w:t>
-      </w:r>
-      <w:proofErr w:type="spellStart"/>
-      <w:r>
-        <w:rPr>
-          <w:rFonts w:ascii="Aptos" w:eastAsia="Aptos" w:hAnsi="Aptos" w:cs="Aptos"/>
-        </w:rPr>
-        <w:t>Шинра</w:t>
-      </w:r>
-      <w:proofErr w:type="spellEnd"/>
-      <w:r>
-        <w:rPr>
-          <w:rFonts w:ascii="Aptos" w:eastAsia="Aptos" w:hAnsi="Aptos" w:cs="Aptos"/>
-        </w:rPr>
-        <w:t xml:space="preserve">. Проходя текстовые миссии, он набирает очки продвижения, повышая своё звание и </w:t>
-      </w:r>
-      <w:proofErr w:type="spellStart"/>
-      <w:r>
-        <w:rPr>
-          <w:rFonts w:ascii="Aptos" w:eastAsia="Aptos" w:hAnsi="Aptos" w:cs="Aptos"/>
-        </w:rPr>
-        <w:t>разблокируя</w:t>
-      </w:r>
-      <w:proofErr w:type="spellEnd"/>
-      <w:r>
-        <w:rPr>
-          <w:rFonts w:ascii="Aptos" w:eastAsia="Aptos" w:hAnsi="Aptos" w:cs="Aptos"/>
-        </w:rPr>
-        <w:t xml:space="preserve"> доступ к новым заданиям, экипировке и магическим умениям.</w:t>
+        <w:t>Игрок начинает путь в рядах СОЛДАТ 3-го класса компании Шинра. Проходя текстовые миссии, он набирает очки продвижения, повышая своё звание и разблокируя доступ к новым заданиям, экипировке и магическим умениям.</w:t>
       </w:r>
     </w:p>
     <w:p>
@@ -7811,35 +7370,7 @@
         <w:rPr>
           <w:rFonts w:ascii="Aptos" w:eastAsia="Aptos" w:hAnsi="Aptos" w:cs="Aptos"/>
         </w:rPr>
-        <w:t xml:space="preserve">Сюжет строится вокруг военного конфликта с </w:t>
-      </w:r>
-      <w:proofErr w:type="spellStart"/>
-      <w:r>
-        <w:rPr>
-          <w:rFonts w:ascii="Aptos" w:eastAsia="Aptos" w:hAnsi="Aptos" w:cs="Aptos"/>
-        </w:rPr>
-        <w:t>Вутай</w:t>
-      </w:r>
-      <w:proofErr w:type="spellEnd"/>
-      <w:r>
-        <w:rPr>
-          <w:rFonts w:ascii="Aptos" w:eastAsia="Aptos" w:hAnsi="Aptos" w:cs="Aptos"/>
-        </w:rPr>
-        <w:t xml:space="preserve">, исследований материи и внутренних интриг корпорации </w:t>
-      </w:r>
-      <w:proofErr w:type="spellStart"/>
-      <w:r>
-        <w:rPr>
-          <w:rFonts w:ascii="Aptos" w:eastAsia="Aptos" w:hAnsi="Aptos" w:cs="Aptos"/>
-        </w:rPr>
-        <w:t>Шинра</w:t>
-      </w:r>
-      <w:proofErr w:type="spellEnd"/>
-      <w:r>
-        <w:rPr>
-          <w:rFonts w:ascii="Aptos" w:eastAsia="Aptos" w:hAnsi="Aptos" w:cs="Aptos"/>
-        </w:rPr>
-        <w:t>. Сюжетный цикл завершается достижением ранга СОЛДАТ 1-го класса, после чего открываются финальные текстовые миссии, связывающие игру с событиями CRISIS CORE: FINAL FANTASY 7.</w:t>
+        <w:t>Сюжет строится вокруг военного конфликта с Вутай, исследований материи и внутренних интриг корпорации Шинра. Сюжетный цикл завершается достижением ранга СОЛДАТ 1-го класса, после чего открываются финальные текстовые миссии, связывающие игру с событиями CRISIS CORE: FINAL FANTASY 7.</w:t>
       </w:r>
     </w:p>
     <w:p>
@@ -7929,21 +7460,7 @@
         <w:rPr>
           <w:rFonts w:ascii="Aptos" w:eastAsia="Aptos" w:hAnsi="Aptos" w:cs="Aptos"/>
         </w:rPr>
-        <w:t>Основные характеристики персонажа: Здоровье (HP), Магия (MP), Энергия (</w:t>
-      </w:r>
-      <w:proofErr w:type="spellStart"/>
-      <w:r>
-        <w:rPr>
-          <w:rFonts w:ascii="Aptos" w:eastAsia="Aptos" w:hAnsi="Aptos" w:cs="Aptos"/>
-        </w:rPr>
-        <w:t>Stamina</w:t>
-      </w:r>
-      <w:proofErr w:type="spellEnd"/>
-      <w:r>
-        <w:rPr>
-          <w:rFonts w:ascii="Aptos" w:eastAsia="Aptos" w:hAnsi="Aptos" w:cs="Aptos"/>
-        </w:rPr>
-        <w:t>).</w:t>
+        <w:t>Основные характеристики персонажа: Здоровье (HP), Магия (MP), Энергия (Stamina).</w:t>
       </w:r>
     </w:p>
     <w:p>
@@ -8097,21 +7614,7 @@
         <w:rPr>
           <w:rFonts w:ascii="Aptos" w:eastAsia="Aptos" w:hAnsi="Aptos" w:cs="Aptos"/>
         </w:rPr>
-        <w:t xml:space="preserve">можно находить на миссиях или купить в магазине </w:t>
-      </w:r>
-      <w:proofErr w:type="spellStart"/>
-      <w:r>
-        <w:rPr>
-          <w:rFonts w:ascii="Aptos" w:eastAsia="Aptos" w:hAnsi="Aptos" w:cs="Aptos"/>
-        </w:rPr>
-        <w:t>Шинра</w:t>
-      </w:r>
-      <w:proofErr w:type="spellEnd"/>
-      <w:r>
-        <w:rPr>
-          <w:rFonts w:ascii="Aptos" w:eastAsia="Aptos" w:hAnsi="Aptos" w:cs="Aptos"/>
-        </w:rPr>
-        <w:t>.</w:t>
+        <w:t>можно находить на миссиях или купить в магазине Шинра.</w:t>
       </w:r>
     </w:p>
     <w:p>
@@ -8395,21 +7898,7 @@
         <w:rPr>
           <w:rFonts w:ascii="Aptos" w:eastAsia="Aptos" w:hAnsi="Aptos" w:cs="Aptos"/>
         </w:rPr>
-        <w:t xml:space="preserve">Враги: солдаты </w:t>
-      </w:r>
-      <w:proofErr w:type="spellStart"/>
-      <w:r>
-        <w:rPr>
-          <w:rFonts w:ascii="Aptos" w:eastAsia="Aptos" w:hAnsi="Aptos" w:cs="Aptos"/>
-        </w:rPr>
-        <w:t>Вутай</w:t>
-      </w:r>
-      <w:proofErr w:type="spellEnd"/>
-      <w:r>
-        <w:rPr>
-          <w:rFonts w:ascii="Aptos" w:eastAsia="Aptos" w:hAnsi="Aptos" w:cs="Aptos"/>
-        </w:rPr>
-        <w:t>, монстры, боссы с уникальными способностями</w:t>
+        <w:t>Враги: солдаты Вутай, монстры, боссы с уникальными способностями</w:t>
       </w:r>
       <w:r>
         <w:rPr>
@@ -8798,19 +8287,11 @@
           <w:rFonts w:ascii="Aptos" w:eastAsia="Aptos" w:hAnsi="Aptos" w:cs="Aptos"/>
         </w:rPr>
       </w:pPr>
-      <w:proofErr w:type="spellStart"/>
-      <w:r>
-        <w:rPr>
-          <w:rFonts w:ascii="Aptos" w:eastAsia="Aptos" w:hAnsi="Aptos" w:cs="Aptos"/>
-        </w:rPr>
-        <w:t>Миникарта</w:t>
-      </w:r>
-      <w:proofErr w:type="spellEnd"/>
-      <w:r>
-        <w:rPr>
-          <w:rFonts w:ascii="Aptos" w:eastAsia="Aptos" w:hAnsi="Aptos" w:cs="Aptos"/>
-        </w:rPr>
-        <w:t xml:space="preserve"> отсутствует, ориентирование происходит по текстовым описаниям направлений.</w:t>
+      <w:r>
+        <w:rPr>
+          <w:rFonts w:ascii="Aptos" w:eastAsia="Aptos" w:hAnsi="Aptos" w:cs="Aptos"/>
+        </w:rPr>
+        <w:t>Миникарта отсутствует, ориентирование происходит по текстовым описаниям направлений.</w:t>
       </w:r>
     </w:p>
     <w:p>
@@ -8996,13 +8477,7 @@
         <w:rPr>
           <w:rFonts w:ascii="Aptos" w:eastAsia="Aptos" w:hAnsi="Aptos" w:cs="Aptos"/>
         </w:rPr>
-        <w:t xml:space="preserve">урон </w:t>
-      </w:r>
-      <w:r>
-        <w:rPr>
-          <w:rFonts w:ascii="Aptos" w:eastAsia="Aptos" w:hAnsi="Aptos" w:cs="Aptos"/>
-        </w:rPr>
-        <w:t>материей</w:t>
+        <w:t>урон материей</w:t>
       </w:r>
       <w:r>
         <w:rPr>
@@ -9252,35 +8727,13 @@
         <w:rPr>
           <w:rFonts w:ascii="Aptos" w:eastAsia="Aptos" w:hAnsi="Aptos" w:cs="Aptos"/>
         </w:rPr>
-        <w:t xml:space="preserve"> </w:t>
-      </w:r>
-      <w:proofErr w:type="spellStart"/>
-      <w:r>
-        <w:rPr>
-          <w:rFonts w:ascii="Aptos" w:eastAsia="Aptos" w:hAnsi="Aptos" w:cs="Aptos"/>
-        </w:rPr>
-        <w:t>Вутай</w:t>
-      </w:r>
-      <w:proofErr w:type="spellEnd"/>
-      <w:r>
-        <w:rPr>
-          <w:rFonts w:ascii="Aptos" w:eastAsia="Aptos" w:hAnsi="Aptos" w:cs="Aptos"/>
-        </w:rPr>
-        <w:t xml:space="preserve">, Лаборатории </w:t>
-      </w:r>
-      <w:proofErr w:type="spellStart"/>
-      <w:r>
-        <w:rPr>
-          <w:rFonts w:ascii="Aptos" w:eastAsia="Aptos" w:hAnsi="Aptos" w:cs="Aptos"/>
-        </w:rPr>
-        <w:t>Шинра</w:t>
-      </w:r>
-      <w:proofErr w:type="spellEnd"/>
-      <w:r>
-        <w:rPr>
-          <w:rFonts w:ascii="Aptos" w:eastAsia="Aptos" w:hAnsi="Aptos" w:cs="Aptos"/>
-        </w:rPr>
-        <w:t>, Заброшенные руины</w:t>
+        <w:t xml:space="preserve"> Вутай</w:t>
+      </w:r>
+      <w:r>
+        <w:rPr>
+          <w:rFonts w:ascii="Aptos" w:eastAsia="Aptos" w:hAnsi="Aptos" w:cs="Aptos"/>
+        </w:rPr>
+        <w:t>, Лаборатории Шинра, Заброшенные руины</w:t>
       </w:r>
       <w:r>
         <w:rPr>
@@ -9427,13 +8880,7 @@
         <w:rPr>
           <w:rFonts w:ascii="Aptos" w:eastAsia="Aptos" w:hAnsi="Aptos" w:cs="Aptos"/>
         </w:rPr>
-        <w:t xml:space="preserve"> </w:t>
-      </w:r>
-      <w:r>
-        <w:rPr>
-          <w:rFonts w:ascii="Aptos" w:eastAsia="Aptos" w:hAnsi="Aptos" w:cs="Aptos"/>
-        </w:rPr>
-        <w:t>(СОЛДАТ 2-го класса)</w:t>
+        <w:t xml:space="preserve"> (СОЛДАТ 2-го класса)</w:t>
       </w:r>
       <w:r>
         <w:rPr>
@@ -9464,25 +8911,7 @@
         <w:rPr>
           <w:rFonts w:ascii="Aptos" w:eastAsia="Aptos" w:hAnsi="Aptos" w:cs="Aptos"/>
         </w:rPr>
-        <w:t xml:space="preserve"> </w:t>
-      </w:r>
-      <w:r>
-        <w:rPr>
-          <w:rFonts w:ascii="Aptos" w:eastAsia="Aptos" w:hAnsi="Aptos" w:cs="Aptos"/>
-        </w:rPr>
-        <w:t xml:space="preserve">(СОЛДАТ </w:t>
-      </w:r>
-      <w:r>
-        <w:rPr>
-          <w:rFonts w:ascii="Aptos" w:eastAsia="Aptos" w:hAnsi="Aptos" w:cs="Aptos"/>
-        </w:rPr>
-        <w:t>1</w:t>
-      </w:r>
-      <w:r>
-        <w:rPr>
-          <w:rFonts w:ascii="Aptos" w:eastAsia="Aptos" w:hAnsi="Aptos" w:cs="Aptos"/>
-        </w:rPr>
-        <w:t>-го класса)</w:t>
+        <w:t xml:space="preserve"> (СОЛДАТ 1-го класса)</w:t>
       </w:r>
       <w:r>
         <w:rPr>
@@ -9543,21 +8972,7 @@
         <w:rPr>
           <w:rFonts w:ascii="Aptos" w:eastAsia="Aptos" w:hAnsi="Aptos" w:cs="Aptos"/>
         </w:rPr>
-        <w:t>Менеджер игры (</w:t>
-      </w:r>
-      <w:proofErr w:type="spellStart"/>
-      <w:r>
-        <w:rPr>
-          <w:rFonts w:ascii="Aptos" w:eastAsia="Aptos" w:hAnsi="Aptos" w:cs="Aptos"/>
-        </w:rPr>
-        <w:t>GameManager</w:t>
-      </w:r>
-      <w:proofErr w:type="spellEnd"/>
-      <w:r>
-        <w:rPr>
-          <w:rFonts w:ascii="Aptos" w:eastAsia="Aptos" w:hAnsi="Aptos" w:cs="Aptos"/>
-        </w:rPr>
-        <w:t>) — основной контроллер игры, управляющий логикой и сценами.</w:t>
+        <w:t>Менеджер игры (GameManager) — основной контроллер игры, управляющий логикой и сценами.</w:t>
       </w:r>
     </w:p>
     <w:p>
@@ -9576,21 +8991,7 @@
         <w:rPr>
           <w:rFonts w:ascii="Aptos" w:eastAsia="Aptos" w:hAnsi="Aptos" w:cs="Aptos"/>
         </w:rPr>
-        <w:t>Менеджер персонажей (</w:t>
-      </w:r>
-      <w:proofErr w:type="spellStart"/>
-      <w:r>
-        <w:rPr>
-          <w:rFonts w:ascii="Aptos" w:eastAsia="Aptos" w:hAnsi="Aptos" w:cs="Aptos"/>
-        </w:rPr>
-        <w:t>CharacterManager</w:t>
-      </w:r>
-      <w:proofErr w:type="spellEnd"/>
-      <w:r>
-        <w:rPr>
-          <w:rFonts w:ascii="Aptos" w:eastAsia="Aptos" w:hAnsi="Aptos" w:cs="Aptos"/>
-        </w:rPr>
-        <w:t>) — управление игроком, врагами, характеристиками.</w:t>
+        <w:t>Менеджер персонажей (CharacterManager) — управление игроком, врагами, характеристиками.</w:t>
       </w:r>
     </w:p>
     <w:p>
@@ -9609,21 +9010,7 @@
         <w:rPr>
           <w:rFonts w:ascii="Aptos" w:eastAsia="Aptos" w:hAnsi="Aptos" w:cs="Aptos"/>
         </w:rPr>
-        <w:t>Система инвентаря (</w:t>
-      </w:r>
-      <w:proofErr w:type="spellStart"/>
-      <w:r>
-        <w:rPr>
-          <w:rFonts w:ascii="Aptos" w:eastAsia="Aptos" w:hAnsi="Aptos" w:cs="Aptos"/>
-        </w:rPr>
-        <w:t>InventorySystem</w:t>
-      </w:r>
-      <w:proofErr w:type="spellEnd"/>
-      <w:r>
-        <w:rPr>
-          <w:rFonts w:ascii="Aptos" w:eastAsia="Aptos" w:hAnsi="Aptos" w:cs="Aptos"/>
-        </w:rPr>
-        <w:t>) — управление предметами, экипировкой, материей.</w:t>
+        <w:t>Система инвентаря (InventorySystem) — управление предметами, экипировкой, материей.</w:t>
       </w:r>
     </w:p>
     <w:p>
@@ -9642,21 +9029,7 @@
         <w:rPr>
           <w:rFonts w:ascii="Aptos" w:eastAsia="Aptos" w:hAnsi="Aptos" w:cs="Aptos"/>
         </w:rPr>
-        <w:t>Система боёв (</w:t>
-      </w:r>
-      <w:proofErr w:type="spellStart"/>
-      <w:r>
-        <w:rPr>
-          <w:rFonts w:ascii="Aptos" w:eastAsia="Aptos" w:hAnsi="Aptos" w:cs="Aptos"/>
-        </w:rPr>
-        <w:t>CombatSystem</w:t>
-      </w:r>
-      <w:proofErr w:type="spellEnd"/>
-      <w:r>
-        <w:rPr>
-          <w:rFonts w:ascii="Aptos" w:eastAsia="Aptos" w:hAnsi="Aptos" w:cs="Aptos"/>
-        </w:rPr>
-        <w:t>) — обработка атак, расчёт урона, ведение боя.</w:t>
+        <w:t>Система боёв (CombatSystem) — обработка атак, расчёт урона, ведение боя.</w:t>
       </w:r>
     </w:p>
     <w:p>
@@ -9675,21 +9048,7 @@
         <w:rPr>
           <w:rFonts w:ascii="Aptos" w:eastAsia="Aptos" w:hAnsi="Aptos" w:cs="Aptos"/>
         </w:rPr>
-        <w:t>Генератор уровней (</w:t>
-      </w:r>
-      <w:proofErr w:type="spellStart"/>
-      <w:r>
-        <w:rPr>
-          <w:rFonts w:ascii="Aptos" w:eastAsia="Aptos" w:hAnsi="Aptos" w:cs="Aptos"/>
-        </w:rPr>
-        <w:t>DungeonGenerator</w:t>
-      </w:r>
-      <w:proofErr w:type="spellEnd"/>
-      <w:r>
-        <w:rPr>
-          <w:rFonts w:ascii="Aptos" w:eastAsia="Aptos" w:hAnsi="Aptos" w:cs="Aptos"/>
-        </w:rPr>
-        <w:t>) — процедурная генерация текстовых описаний уровней.</w:t>
+        <w:t>Генератор уровней (DungeonGenerator) — процедурная генерация текстовых описаний уровней.</w:t>
       </w:r>
     </w:p>
     <w:p>
@@ -9918,21 +9277,7 @@
         <w:rPr>
           <w:rFonts w:ascii="Aptos" w:eastAsia="Aptos" w:hAnsi="Aptos" w:cs="Aptos"/>
         </w:rPr>
-        <w:t xml:space="preserve">Используется паттерн проектирования "Состояние" (State </w:t>
-      </w:r>
-      <w:proofErr w:type="spellStart"/>
-      <w:r>
-        <w:rPr>
-          <w:rFonts w:ascii="Aptos" w:eastAsia="Aptos" w:hAnsi="Aptos" w:cs="Aptos"/>
-        </w:rPr>
-        <w:t>Pattern</w:t>
-      </w:r>
-      <w:proofErr w:type="spellEnd"/>
-      <w:r>
-        <w:rPr>
-          <w:rFonts w:ascii="Aptos" w:eastAsia="Aptos" w:hAnsi="Aptos" w:cs="Aptos"/>
-        </w:rPr>
-        <w:t>) для управления игровыми экранами.</w:t>
+        <w:t>Используется паттерн проектирования "Состояние" (State Pattern) для управления игровыми экранами.</w:t>
       </w:r>
     </w:p>
     <w:p>
@@ -10131,16 +9476,8 @@
         <w:rPr>
           <w:rFonts w:ascii="Aptos" w:eastAsia="Aptos" w:hAnsi="Aptos" w:cs="Aptos"/>
         </w:rPr>
-        <w:t xml:space="preserve">Контроль версий: </w:t>
-      </w:r>
-      <w:proofErr w:type="spellStart"/>
-      <w:r>
-        <w:rPr>
-          <w:rFonts w:ascii="Aptos" w:eastAsia="Aptos" w:hAnsi="Aptos" w:cs="Aptos"/>
-        </w:rPr>
-        <w:t>Git</w:t>
-      </w:r>
-      <w:proofErr w:type="spellEnd"/>
+        <w:t>Контроль версий: Git</w:t>
+      </w:r>
     </w:p>
     <w:p>
       <w:r>
@@ -10149,40 +9486,41 @@
     </w:p>
     <w:p>
       <w:pPr>
-        <w:spacing w:before="240" w:after="240"/>
-      </w:pPr>
-      <w:r>
-        <w:rPr>
-          <w:rFonts w:ascii="Aptos" w:eastAsia="Aptos" w:hAnsi="Aptos" w:cs="Aptos"/>
-          <w:b/>
-          <w:bCs/>
+        <w:pStyle w:val="1"/>
+      </w:pPr>
+      <w:r>
+        <w:rPr>
+          <w:rFonts w:eastAsia="Aptos"/>
         </w:rPr>
         <w:lastRenderedPageBreak/>
-        <w:t>5) План игры</w:t>
-      </w:r>
-    </w:p>
-    <w:p>
-      <w:pPr>
-        <w:spacing w:before="240" w:after="240"/>
-      </w:pPr>
-      <w:r>
-        <w:rPr>
-          <w:rFonts w:ascii="Aptos" w:eastAsia="Aptos" w:hAnsi="Aptos" w:cs="Aptos"/>
-          <w:b/>
-          <w:bCs/>
+        <w:t>План игры</w:t>
+      </w:r>
+    </w:p>
+    <w:p>
+      <w:pPr>
+        <w:pStyle w:val="2"/>
+      </w:pPr>
+      <w:r>
+        <w:rPr>
+          <w:rFonts w:eastAsia="Aptos"/>
         </w:rPr>
         <w:t>5.1. Ресурсы</w:t>
       </w:r>
     </w:p>
     <w:p>
       <w:pPr>
-        <w:spacing w:before="240" w:after="240"/>
-      </w:pPr>
-      <w:r>
-        <w:rPr>
-          <w:rFonts w:ascii="Aptos" w:eastAsia="Aptos" w:hAnsi="Aptos" w:cs="Aptos"/>
-          <w:b/>
-          <w:bCs/>
+        <w:pStyle w:val="3"/>
+      </w:pPr>
+      <w:r>
+        <w:rPr>
+          <w:rFonts w:eastAsia="Aptos"/>
+          <w:lang w:val="en-US"/>
+        </w:rPr>
+        <w:t xml:space="preserve">5.1.1. </w:t>
+      </w:r>
+      <w:r>
+        <w:rPr>
+          <w:rFonts w:eastAsia="Aptos"/>
         </w:rPr>
         <w:t>Существующие ресурсы:</w:t>
       </w:r>
@@ -10265,59 +9603,18 @@
     </w:p>
     <w:p>
       <w:pPr>
-        <w:pStyle w:val="a7"/>
-        <w:numPr>
-          <w:ilvl w:val="0"/>
-          <w:numId w:val="3"/>
-        </w:numPr>
-        <w:spacing w:before="240" w:after="240"/>
-        <w:rPr>
-          <w:rFonts w:ascii="Aptos" w:eastAsia="Aptos" w:hAnsi="Aptos" w:cs="Aptos"/>
-        </w:rPr>
-      </w:pPr>
-      <w:r>
-        <w:rPr>
-          <w:rFonts w:ascii="Aptos" w:eastAsia="Aptos" w:hAnsi="Aptos" w:cs="Aptos"/>
-        </w:rPr>
-        <w:t>IDE Visual Studio</w:t>
-      </w:r>
-    </w:p>
-    <w:p>
-      <w:pPr>
-        <w:pStyle w:val="a7"/>
-        <w:numPr>
-          <w:ilvl w:val="0"/>
-          <w:numId w:val="3"/>
-        </w:numPr>
-        <w:spacing w:before="240" w:after="240"/>
-        <w:rPr>
-          <w:rFonts w:ascii="Aptos" w:eastAsia="Aptos" w:hAnsi="Aptos" w:cs="Aptos"/>
-        </w:rPr>
-      </w:pPr>
-      <w:r>
-        <w:rPr>
-          <w:rFonts w:ascii="Aptos" w:eastAsia="Aptos" w:hAnsi="Aptos" w:cs="Aptos"/>
-        </w:rPr>
-        <w:t xml:space="preserve">Библиотеки: SDL2, FMOD, </w:t>
-      </w:r>
-      <w:proofErr w:type="spellStart"/>
-      <w:r>
-        <w:rPr>
-          <w:rFonts w:ascii="Aptos" w:eastAsia="Aptos" w:hAnsi="Aptos" w:cs="Aptos"/>
-        </w:rPr>
-        <w:t>SQLite</w:t>
-      </w:r>
-      <w:proofErr w:type="spellEnd"/>
-    </w:p>
-    <w:p>
-      <w:pPr>
-        <w:spacing w:before="240" w:after="240"/>
-      </w:pPr>
-      <w:r>
-        <w:rPr>
-          <w:rFonts w:ascii="Aptos" w:eastAsia="Aptos" w:hAnsi="Aptos" w:cs="Aptos"/>
-          <w:b/>
-          <w:bCs/>
+        <w:pStyle w:val="3"/>
+      </w:pPr>
+      <w:r>
+        <w:rPr>
+          <w:rFonts w:eastAsia="Aptos"/>
+          <w:lang w:val="en-US"/>
+        </w:rPr>
+        <w:t xml:space="preserve">5.1.2. </w:t>
+      </w:r>
+      <w:r>
+        <w:rPr>
+          <w:rFonts w:eastAsia="Aptos"/>
         </w:rPr>
         <w:t>Требуемые ресурсы:</w:t>
       </w:r>
@@ -10381,108 +9678,68 @@
     </w:p>
     <w:p>
       <w:pPr>
+        <w:pStyle w:val="2"/>
+        <w:rPr>
+          <w:rFonts w:eastAsia="Aptos"/>
+        </w:rPr>
+      </w:pPr>
+      <w:r>
+        <w:rPr>
+          <w:rFonts w:eastAsia="Aptos"/>
+        </w:rPr>
+        <w:t xml:space="preserve">5.2. Финансовые вопросы </w:t>
+      </w:r>
+    </w:p>
+    <w:p>
+      <w:pPr>
         <w:spacing w:before="240" w:after="240"/>
       </w:pPr>
       <w:r>
         <w:rPr>
           <w:rFonts w:ascii="Aptos" w:eastAsia="Aptos" w:hAnsi="Aptos" w:cs="Aptos"/>
-          <w:b/>
-          <w:bCs/>
-        </w:rPr>
-        <w:t>5.2. Финансовые вопросы</w:t>
-      </w:r>
-      <w:r>
-        <w:rPr>
-          <w:rFonts w:ascii="Aptos" w:eastAsia="Aptos" w:hAnsi="Aptos" w:cs="Aptos"/>
-        </w:rPr>
-        <w:t xml:space="preserve"> Игра разрабатывается как независимый проект с минимальными затратами. Основные статьи расходов:</w:t>
-      </w:r>
-    </w:p>
-    <w:p>
-      <w:pPr>
-        <w:pStyle w:val="a7"/>
-        <w:numPr>
-          <w:ilvl w:val="0"/>
-          <w:numId w:val="1"/>
-        </w:numPr>
+        </w:rPr>
+        <w:t xml:space="preserve">Игра разрабатывается как </w:t>
+      </w:r>
+      <w:r>
+        <w:rPr>
+          <w:rFonts w:ascii="Aptos" w:eastAsia="Aptos" w:hAnsi="Aptos" w:cs="Aptos"/>
+        </w:rPr>
+        <w:t xml:space="preserve">фанатский </w:t>
+      </w:r>
+      <w:r>
+        <w:rPr>
+          <w:rFonts w:ascii="Aptos" w:eastAsia="Aptos" w:hAnsi="Aptos" w:cs="Aptos"/>
+        </w:rPr>
+        <w:t xml:space="preserve">независимый проект с минимальными затратами. </w:t>
+      </w:r>
+      <w:r>
+        <w:rPr>
+          <w:rFonts w:ascii="Aptos" w:eastAsia="Aptos" w:hAnsi="Aptos" w:cs="Aptos"/>
+        </w:rPr>
+        <w:t xml:space="preserve">Распространяется на бесплатной основе. </w:t>
+      </w:r>
+    </w:p>
+    <w:p>
+      <w:pPr>
         <w:spacing w:before="240" w:after="240"/>
-        <w:rPr>
-          <w:rFonts w:ascii="Aptos" w:eastAsia="Aptos" w:hAnsi="Aptos" w:cs="Aptos"/>
-        </w:rPr>
-      </w:pPr>
-      <w:r>
-        <w:rPr>
-          <w:rFonts w:ascii="Aptos" w:eastAsia="Aptos" w:hAnsi="Aptos" w:cs="Aptos"/>
-        </w:rPr>
-        <w:t>Оплата работы команды (по мере возможности)</w:t>
-      </w:r>
-    </w:p>
-    <w:p>
-      <w:pPr>
-        <w:pStyle w:val="a7"/>
-        <w:numPr>
-          <w:ilvl w:val="0"/>
-          <w:numId w:val="1"/>
-        </w:numPr>
-        <w:spacing w:before="240" w:after="240"/>
-        <w:rPr>
-          <w:rFonts w:ascii="Aptos" w:eastAsia="Aptos" w:hAnsi="Aptos" w:cs="Aptos"/>
-        </w:rPr>
-      </w:pPr>
-      <w:r>
-        <w:rPr>
-          <w:rFonts w:ascii="Aptos" w:eastAsia="Aptos" w:hAnsi="Aptos" w:cs="Aptos"/>
-        </w:rPr>
-        <w:t>Серверное хранилище (при необходимости)</w:t>
-      </w:r>
-    </w:p>
-    <w:p>
-      <w:pPr>
-        <w:pStyle w:val="a7"/>
-        <w:numPr>
-          <w:ilvl w:val="0"/>
-          <w:numId w:val="1"/>
-        </w:numPr>
-        <w:spacing w:before="240" w:after="240"/>
-        <w:rPr>
-          <w:rFonts w:ascii="Aptos" w:eastAsia="Aptos" w:hAnsi="Aptos" w:cs="Aptos"/>
-        </w:rPr>
-      </w:pPr>
-      <w:r>
-        <w:rPr>
-          <w:rFonts w:ascii="Aptos" w:eastAsia="Aptos" w:hAnsi="Aptos" w:cs="Aptos"/>
-        </w:rPr>
-        <w:t>Лицензии на библиотеки (если потребуется расширенная версия SDL2 или FMOD)</w:t>
-      </w:r>
-    </w:p>
-    <w:p>
-      <w:pPr>
-        <w:pStyle w:val="a7"/>
-        <w:numPr>
-          <w:ilvl w:val="0"/>
-          <w:numId w:val="1"/>
-        </w:numPr>
-        <w:spacing w:before="240" w:after="240"/>
-        <w:rPr>
-          <w:rFonts w:ascii="Aptos" w:eastAsia="Aptos" w:hAnsi="Aptos" w:cs="Aptos"/>
-        </w:rPr>
-      </w:pPr>
-      <w:r>
-        <w:rPr>
-          <w:rFonts w:ascii="Aptos" w:eastAsia="Aptos" w:hAnsi="Aptos" w:cs="Aptos"/>
-        </w:rPr>
-        <w:t>Реклама и продвижение игры</w:t>
-      </w:r>
-    </w:p>
-    <w:p>
-      <w:pPr>
-        <w:spacing w:before="240" w:after="240"/>
-      </w:pPr>
-      <w:r>
-        <w:rPr>
-          <w:rFonts w:ascii="Aptos" w:eastAsia="Aptos" w:hAnsi="Aptos" w:cs="Aptos"/>
-        </w:rPr>
-        <w:t>Финансирование планируется через краудфандинг или поддержку меценатов. Возможна последующая монетизация через добровольные пожертвования.</w:t>
+      </w:pPr>
+      <w:r>
+        <w:rPr>
+          <w:rFonts w:ascii="Aptos" w:eastAsia="Aptos" w:hAnsi="Aptos" w:cs="Aptos"/>
+        </w:rPr>
+        <w:t xml:space="preserve">Возможна последующая </w:t>
+      </w:r>
+      <w:r>
+        <w:rPr>
+          <w:rFonts w:ascii="Aptos" w:eastAsia="Aptos" w:hAnsi="Aptos" w:cs="Aptos"/>
+        </w:rPr>
+        <w:t>поддержка проекта</w:t>
+      </w:r>
+      <w:r>
+        <w:rPr>
+          <w:rFonts w:ascii="Aptos" w:eastAsia="Aptos" w:hAnsi="Aptos" w:cs="Aptos"/>
+        </w:rPr>
+        <w:t xml:space="preserve"> через добровольные пожертвования.</w:t>
       </w:r>
     </w:p>
     <w:p>
@@ -10492,13 +9749,11 @@
     </w:p>
     <w:p>
       <w:pPr>
-        <w:spacing w:before="240" w:after="240"/>
-      </w:pPr>
-      <w:r>
-        <w:rPr>
-          <w:rFonts w:ascii="Aptos" w:eastAsia="Aptos" w:hAnsi="Aptos" w:cs="Aptos"/>
-          <w:b/>
-          <w:bCs/>
+        <w:pStyle w:val="3"/>
+      </w:pPr>
+      <w:r>
+        <w:rPr>
+          <w:rFonts w:eastAsia="Aptos"/>
         </w:rPr>
         <w:lastRenderedPageBreak/>
         <w:t>5.3. Календарный план разработки</w:t>
@@ -10613,7 +9868,7 @@
               <w:spacing w:after="0"/>
             </w:pPr>
             <w:r>
-              <w:t>1 месяц</w:t>
+              <w:t>2 недели</w:t>
             </w:r>
           </w:p>
         </w:tc>
@@ -10660,7 +9915,10 @@
               <w:spacing w:after="0"/>
             </w:pPr>
             <w:r>
-              <w:t>2 месяца</w:t>
+              <w:t>1</w:t>
+            </w:r>
+            <w:r>
+              <w:t xml:space="preserve"> месяц</w:t>
             </w:r>
           </w:p>
         </w:tc>
@@ -10707,7 +9965,13 @@
               <w:spacing w:after="0"/>
             </w:pPr>
             <w:r>
-              <w:t>3 месяца</w:t>
+              <w:t>1</w:t>
+            </w:r>
+            <w:r>
+              <w:t xml:space="preserve"> </w:t>
+            </w:r>
+            <w:r>
+              <w:t>месяц</w:t>
             </w:r>
           </w:p>
         </w:tc>
@@ -10754,7 +10018,10 @@
               <w:spacing w:after="0"/>
             </w:pPr>
             <w:r>
-              <w:t>2 месяца</w:t>
+              <w:t xml:space="preserve">2 </w:t>
+            </w:r>
+            <w:r>
+              <w:t>недели</w:t>
             </w:r>
           </w:p>
         </w:tc>
@@ -10801,7 +10068,7 @@
               <w:spacing w:after="0"/>
             </w:pPr>
             <w:r>
-              <w:t>1 месяц</w:t>
+              <w:t>2 недели</w:t>
             </w:r>
           </w:p>
         </w:tc>
@@ -10829,27 +10096,32 @@
         <w:rPr>
           <w:rFonts w:ascii="Aptos" w:eastAsia="Aptos" w:hAnsi="Aptos" w:cs="Aptos"/>
         </w:rPr>
-        <w:t>Итого: 9 месяцев разработки.</w:t>
-      </w:r>
-    </w:p>
-    <w:p>
-      <w:pPr>
-        <w:spacing w:before="240" w:after="240"/>
-      </w:pPr>
-      <w:r>
-        <w:rPr>
-          <w:rFonts w:ascii="Aptos" w:eastAsia="Aptos" w:hAnsi="Aptos" w:cs="Aptos"/>
-        </w:rPr>
-        <w:t>Разработка ведётся итеративно, с регулярным тестированием и обратной связью от сообщества.</w:t>
-      </w:r>
-    </w:p>
-    <w:p>
-      <w:pPr>
-        <w:spacing w:before="240" w:after="240"/>
-        <w:rPr>
-          <w:rFonts w:ascii="Aptos" w:eastAsia="Aptos" w:hAnsi="Aptos" w:cs="Aptos"/>
-        </w:rPr>
-      </w:pPr>
+        <w:t xml:space="preserve">Итого: </w:t>
+      </w:r>
+      <w:r>
+        <w:rPr>
+          <w:rFonts w:ascii="Aptos" w:eastAsia="Aptos" w:hAnsi="Aptos" w:cs="Aptos"/>
+        </w:rPr>
+        <w:t>3</w:t>
+      </w:r>
+      <w:r>
+        <w:rPr>
+          <w:rFonts w:ascii="Aptos" w:eastAsia="Aptos" w:hAnsi="Aptos" w:cs="Aptos"/>
+        </w:rPr>
+        <w:t xml:space="preserve"> месяц</w:t>
+      </w:r>
+      <w:r>
+        <w:rPr>
+          <w:rFonts w:ascii="Aptos" w:eastAsia="Aptos" w:hAnsi="Aptos" w:cs="Aptos"/>
+        </w:rPr>
+        <w:t xml:space="preserve">а </w:t>
+      </w:r>
+      <w:r>
+        <w:rPr>
+          <w:rFonts w:ascii="Aptos" w:eastAsia="Aptos" w:hAnsi="Aptos" w:cs="Aptos"/>
+        </w:rPr>
+        <w:t>разработки.</w:t>
+      </w:r>
     </w:p>
     <w:p/>
     <w:p>
